--- a/downloads/student/ai-1-week-23.docx
+++ b/downloads/student/ai-1-week-23.docx
@@ -1925,6 +1925,16 @@
     <w:p>
       <w:r>
         <w:t>Six dim cards supply limited evidence; these descriptive rates do not prove a system is fair for all users.</w:t>
+      </w:r>
+    </w:p>
+    <w:p>
+      <w:r>
+        <w:t>Read the labelled picture: Which group loses performance under N, and can total improvement erase that fact?</w:t>
+      </w:r>
+    </w:p>
+    <w:p>
+      <w:r>
+        <w:t>Change one thing: Give bright and dim groups equal weight as an explicitly different metric. Predict the result before checking the explanation. What remains the same?</w:t>
       </w:r>
     </w:p>
     <w:p>
@@ -3637,6 +3647,187 @@
     <w:p>
       <w:r>
         <w:t>Attempt the independent case before hints. Record whether you worked alone, used a hint or followed a model. After feedback, fix the first unsupported step and explain why it changed. A later check uses a changed case, not a copied answer.</w:t>
+      </w:r>
+    </w:p>
+    <w:p>
+      <w:pPr>
+        <w:pStyle w:val="Heading1"/>
+      </w:pPr>
+      <w:r>
+        <w:t>15. Your lesson route</w:t>
+      </w:r>
+    </w:p>
+    <w:p>
+      <w:r>
+        <w:t>Start with this question: A fictional badge reader is evaluated on bright and dim cards with known reference labels.</w:t>
+      </w:r>
+    </w:p>
+    <w:tbl>
+      <w:tblPr>
+        <w:tblStyle w:val="LightShading-Accent1"/>
+        <w:tblW w:type="auto" w:w="0"/>
+        <w:tblLook w:firstColumn="1" w:firstRow="1" w:lastColumn="0" w:lastRow="0" w:noHBand="0" w:noVBand="1" w:val="04A0"/>
+      </w:tblPr>
+      <w:tblGrid>
+        <w:gridCol w:w="5112"/>
+        <w:gridCol w:w="5112"/>
+      </w:tblGrid>
+      <w:tr>
+        <w:trPr>
+          <w:tblHeader/>
+        </w:trPr>
+        <w:tc>
+          <w:tcPr>
+            <w:tcW w:type="dxa" w:w="5112"/>
+          </w:tcPr>
+          <w:p>
+            <w:r>
+              <w:t>By the end, I can</w:t>
+            </w:r>
+          </w:p>
+        </w:tc>
+        <w:tc>
+          <w:tcPr>
+            <w:tcW w:type="dxa" w:w="5112"/>
+          </w:tcPr>
+          <w:p>
+            <w:r>
+              <w:t>How I will show it</w:t>
+            </w:r>
+          </w:p>
+        </w:tc>
+      </w:tr>
+      <w:tr>
+        <w:tc>
+          <w:tcPr>
+            <w:tcW w:type="dxa" w:w="5112"/>
+          </w:tcPr>
+          <w:p>
+            <w:r>
+              <w:t>Compute a correct-out-of-assessed fraction and explain its denominator</w:t>
+            </w:r>
+          </w:p>
+        </w:tc>
+        <w:tc>
+          <w:tcPr>
+            <w:tcW w:type="dxa" w:w="5112"/>
+          </w:tcPr>
+          <w:p>
+            <w:r>
+              <w:t>Explain the deciding step, show a trace or test, and state one limit.</w:t>
+            </w:r>
+          </w:p>
+        </w:tc>
+      </w:tr>
+      <w:tr>
+        <w:tc>
+          <w:tcPr>
+            <w:tcW w:type="dxa" w:w="5112"/>
+          </w:tcPr>
+          <w:p>
+            <w:r>
+              <w:t>Compare systems on shared cases while checking performance within conditions</w:t>
+            </w:r>
+          </w:p>
+        </w:tc>
+        <w:tc>
+          <w:tcPr>
+            <w:tcW w:type="dxa" w:w="5112"/>
+          </w:tcPr>
+          <w:p>
+            <w:r>
+              <w:t>Explain the deciding step, show a trace or test, and state one limit.</w:t>
+            </w:r>
+          </w:p>
+        </w:tc>
+      </w:tr>
+      <w:tr>
+        <w:tc>
+          <w:tcPr>
+            <w:tcW w:type="dxa" w:w="5112"/>
+          </w:tcPr>
+          <w:p>
+            <w:r>
+              <w:t>Combine counts correctly and keep missing outcomes separate from assessed errors</w:t>
+            </w:r>
+          </w:p>
+        </w:tc>
+        <w:tc>
+          <w:tcPr>
+            <w:tcW w:type="dxa" w:w="5112"/>
+          </w:tcPr>
+          <w:p>
+            <w:r>
+              <w:t>Explain the deciding step, show a trace or test, and state one limit.</w:t>
+            </w:r>
+          </w:p>
+        </w:tc>
+      </w:tr>
+    </w:tbl>
+    <w:p>
+      <w:r>
+        <w:t>Remember → watch and explain → try with help → investigate → try independently → keep project evidence. Your teacher may spread this lesson across several classes.</w:t>
+      </w:r>
+    </w:p>
+    <w:p>
+      <w:r>
+        <w:t>Keep your first prediction. Compare it with what the evidence shows and explain any change.</w:t>
+      </w:r>
+    </w:p>
+    <w:p>
+      <w:pPr>
+        <w:pStyle w:val="Heading1"/>
+      </w:pPr>
+      <w:r>
+        <w:t>16. Finish and return</w:t>
+      </w:r>
+    </w:p>
+    <w:p>
+      <w:r>
+        <w:t>Close your notes. Explain this goal in your own words: Compute a correct-out-of-assessed fraction and explain its denominator</w:t>
+      </w:r>
+    </w:p>
+    <w:p>
+      <w:pPr>
+        <w:pStyle w:val="Heading3"/>
+      </w:pPr>
+      <w:r>
+        <w:t>My deciding step, evidence and one remaining question</w:t>
+      </w:r>
+    </w:p>
+    <w:p>
+      <w:r>
+        <w:t>________________________________________________________________</w:t>
+      </w:r>
+    </w:p>
+    <w:p>
+      <w:r>
+        <w:t>________________________________________________________________</w:t>
+      </w:r>
+    </w:p>
+    <w:p>
+      <w:r>
+        <w:t>________________________________________________________________</w:t>
+      </w:r>
+    </w:p>
+    <w:p>
+      <w:r>
+        <w:t>________________________________________________________________</w:t>
+      </w:r>
+    </w:p>
+    <w:p>
+      <w:r>
+        <w:t>________________________________________________________________</w:t>
+      </w:r>
+    </w:p>
+    <w:p>
+      <w:r>
+        <w:t>If you are unsure, return to the worked picture and explain one arrow. If you are ready, change an input or assumption and justify your prediction.</w:t>
+      </w:r>
+    </w:p>
+    <w:p>
+      <w:r>
+        <w:t>Save your workbook evidence. At the next review, try a different case before opening your old answer.</w:t>
       </w:r>
     </w:p>
     <w:sectPr>

--- a/downloads/student/ai-1-week-23.docx
+++ b/downloads/student/ai-1-week-23.docx
@@ -3828,6 +3828,207 @@
     <w:p>
       <w:r>
         <w:t>Save your workbook evidence. At the next review, try a different case before opening your old answer.</w:t>
+      </w:r>
+    </w:p>
+    <w:p>
+      <w:pPr>
+        <w:pStyle w:val="Heading1"/>
+      </w:pPr>
+      <w:r>
+        <w:t>17. Supported practice, repair and portfolio</w:t>
+      </w:r>
+    </w:p>
+    <w:p>
+      <w:r>
+        <w:t>Use this supported practice once, in the browser or on paper. Keep the reserved independent assessment for a separate first attempt before teacher feedback.</w:t>
+      </w:r>
+    </w:p>
+    <w:p>
+      <w:r>
+        <w:t>A fictional badge reader is evaluated on bright and dim cards with known reference labels.</w:t>
+      </w:r>
+    </w:p>
+    <w:p>
+      <w:pPr>
+        <w:pStyle w:val="Heading3"/>
+      </w:pPr>
+      <w:r>
+        <w:t>Practice 1: explain the deciding evidence</w:t>
+      </w:r>
+    </w:p>
+    <w:p>
+      <w:r>
+        <w:t>Which labelled step matches this detail? N improves total and dim results but loses one bright success.</w:t>
+      </w:r>
+    </w:p>
+    <w:p>
+      <w:r>
+        <w:t>1. Dim group</w:t>
+      </w:r>
+    </w:p>
+    <w:p>
+      <w:r>
+        <w:t>2. Combined counts</w:t>
+      </w:r>
+    </w:p>
+    <w:p>
+      <w:r>
+        <w:t>3. Bright group</w:t>
+      </w:r>
+    </w:p>
+    <w:p>
+      <w:r>
+        <w:t>4. Discuss trade-off</w:t>
+      </w:r>
+    </w:p>
+    <w:p>
+      <w:pPr>
+        <w:pStyle w:val="Heading3"/>
+      </w:pPr>
+      <w:r>
+        <w:t>My selected conclusion, deciding fact and explanation</w:t>
+      </w:r>
+    </w:p>
+    <w:p>
+      <w:r>
+        <w:t>________________________________________________________________</w:t>
+      </w:r>
+    </w:p>
+    <w:p>
+      <w:r>
+        <w:t>________________________________________________________________</w:t>
+      </w:r>
+    </w:p>
+    <w:p>
+      <w:r>
+        <w:t>________________________________________________________________</w:t>
+      </w:r>
+    </w:p>
+    <w:p>
+      <w:r>
+        <w:t>________________________________________________________________</w:t>
+      </w:r>
+    </w:p>
+    <w:p>
+      <w:r>
+        <w:t>________________________________________________________________</w:t>
+      </w:r>
+    </w:p>
+    <w:p>
+      <w:r>
+        <w:t>Hint if needed: Read the steps in the pictorial case. Match the supplied detail to the stage that performs or records it.</w:t>
+      </w:r>
+    </w:p>
+    <w:p>
+      <w:r>
+        <w:t>After your attempt, compare with the supported explanation: Discuss trade-off N improves total and dim results but loses one bright success. Adding correct counts and denominators weights each tested card once. Averaging 90% and 50% would incorrectly give unequal groups equal size in the all-card rate. The group breakdown reveals a trade-off hidden by the total. Decide what matters with the relevant users rather than announcing that one number proves fairness.</w:t>
+      </w:r>
+    </w:p>
+    <w:p>
+      <w:pPr>
+        <w:pStyle w:val="Heading3"/>
+      </w:pPr>
+      <w:r>
+        <w:t>Practice 2: explain the deciding evidence</w:t>
+      </w:r>
+    </w:p>
+    <w:p>
+      <w:r>
+        <w:t>Changed-case practice: Give bright and dim groups equal weight as an explicitly different metric. Which conclusion is supported by the supplied facts?</w:t>
+      </w:r>
+    </w:p>
+    <w:p>
+      <w:r>
+        <w:t>1. We can decide the result without examining the changed input or the procedure.</w:t>
+      </w:r>
+    </w:p>
+    <w:p>
+      <w:r>
+        <w:t>2. This one example guarantees correct results for every future input.</w:t>
+      </w:r>
+    </w:p>
+    <w:p>
+      <w:r>
+        <w:t>3. M scores 70%; N scores about 81.7%.</w:t>
+      </w:r>
+    </w:p>
+    <w:p>
+      <w:pPr>
+        <w:pStyle w:val="Heading3"/>
+      </w:pPr>
+      <w:r>
+        <w:t>My selected conclusion, deciding fact and explanation</w:t>
+      </w:r>
+    </w:p>
+    <w:p>
+      <w:r>
+        <w:t>________________________________________________________________</w:t>
+      </w:r>
+    </w:p>
+    <w:p>
+      <w:r>
+        <w:t>________________________________________________________________</w:t>
+      </w:r>
+    </w:p>
+    <w:p>
+      <w:r>
+        <w:t>________________________________________________________________</w:t>
+      </w:r>
+    </w:p>
+    <w:p>
+      <w:r>
+        <w:t>________________________________________________________________</w:t>
+      </w:r>
+    </w:p>
+    <w:p>
+      <w:r>
+        <w:t>________________________________________________________________</w:t>
+      </w:r>
+    </w:p>
+    <w:p>
+      <w:r>
+        <w:t>Hint if needed: Use the changed condition and the deciding step in the pictorial trace. The answer must say what follows from those facts.</w:t>
+      </w:r>
+    </w:p>
+    <w:p>
+      <w:r>
+        <w:t>After your attempt, compare with the supported explanation: M scores 70%; N scores about 81.7%. This averages group rates and is not the original 16-card agreement rate.</w:t>
+      </w:r>
+    </w:p>
+    <w:p>
+      <w:pPr>
+        <w:pStyle w:val="Heading3"/>
+      </w:pPr>
+      <w:r>
+        <w:t>Repair a missing building block</w:t>
+      </w:r>
+    </w:p>
+    <w:p>
+      <w:r>
+        <w:t>Review Missing and Unbalanced Examples (ai-1/22). Goal: Name the target collection, selection list and cases actually assessed. Short practice: Would testing only dim plain cards close every current gap? Point to the target groups.. Return to this week and explain what you changed.</w:t>
+      </w:r>
+    </w:p>
+    <w:p>
+      <w:r>
+        <w:t>Review Recommendations (ai-1/20). Goal: Apply eligibility requirements before ranking candidates by preferences. Short practice: Why does the recommendation change without changing anyone’s preferences?. Return to this week and explain what you changed.</w:t>
+      </w:r>
+    </w:p>
+    <w:p>
+      <w:r>
+        <w:t>Review Prediction Is Not Fact (ai-1/17). Goal: Separate a recorded prediction from the observation used to check it. Short practice: Which field changes the observation label, and which field changes the model prediction?. Return to this week and explain what you changed.</w:t>
+      </w:r>
+    </w:p>
+    <w:p>
+      <w:pPr>
+        <w:pStyle w:val="Heading3"/>
+      </w:pPr>
+      <w:r>
+        <w:t>Keep your completed work</w:t>
+      </w:r>
+    </w:p>
+    <w:p>
+      <w:r>
+        <w:t>Use Download completed work in the hosted lesson to export your answers, reflections, practice feedback and code-run evidence. Open the HTML copy to read or print it. Drafts stay in this browser when storage is available; clear drafts on a shared device.</w:t>
       </w:r>
     </w:p>
     <w:sectPr>

--- a/downloads/student/ai-1-week-23.docx
+++ b/downloads/student/ai-1-week-23.docx
@@ -42,6 +42,11 @@
       </w:r>
     </w:p>
     <w:p>
+      <w:r>
+        <w:t>Start with the target: Compute a correct-out-of-assessed fraction and explain its denominator. Try the recall before opening notes.</w:t>
+      </w:r>
+    </w:p>
+    <w:p>
       <w:pPr>
         <w:pStyle w:val="Heading3"/>
       </w:pPr>
@@ -50,17 +55,47 @@
       </w:r>
     </w:p>
     <w:p>
-      <w:r>
-        <w:t>I can compute a correct-out-of-assessed fraction and explain its denominator.</w:t>
-      </w:r>
-    </w:p>
-    <w:p>
-      <w:r>
+      <w:pPr>
+        <w:spacing w:line="336" w:lineRule="auto" w:after="180"/>
+      </w:pPr>
+      <w:r>
+        <w:rPr>
+          <w:b w:val="0"/>
+        </w:rPr>
+        <w:t xml:space="preserve">I can compute a correct-out-of-assessed fraction and explain its </w:t>
+      </w:r>
+      <w:r>
+        <w:rPr>
+          <w:b/>
+        </w:rPr>
+        <w:t>denominator</w:t>
+      </w:r>
+      <w:r>
+        <w:rPr>
+          <w:b w:val="0"/>
+        </w:rPr>
+        <w:t>.</w:t>
+      </w:r>
+    </w:p>
+    <w:p>
+      <w:pPr>
+        <w:spacing w:line="336" w:lineRule="auto" w:after="180"/>
+      </w:pPr>
+      <w:r>
+        <w:rPr>
+          <w:b w:val="0"/>
+        </w:rPr>
         <w:t>I can compare systems on shared cases while checking performance within conditions.</w:t>
       </w:r>
     </w:p>
     <w:p>
-      <w:r>
+      <w:pPr>
+        <w:spacing w:line="336" w:lineRule="auto" w:after="180"/>
+      </w:pPr>
+      <w:r>
+        <w:rPr>
+          <w:b w:val="0"/>
+        </w:rPr>
         <w:t>I can combine counts correctly and keep missing outcomes separate from assessed errors.</w:t>
       </w:r>
     </w:p>
@@ -73,33 +108,99 @@
       </w:r>
     </w:p>
     <w:p>
-      <w:r>
+      <w:pPr>
+        <w:spacing w:line="336" w:lineRule="auto" w:after="180"/>
+      </w:pPr>
+      <w:r>
+        <w:rPr>
+          <w:b w:val="0"/>
+        </w:rPr>
         <w:t>Close your notes first. A rough first answer helps us choose the right starting point; it is not a score for your ability.</w:t>
       </w:r>
     </w:p>
     <w:p>
-      <w:r>
+      <w:pPr>
+        <w:spacing w:line="336" w:lineRule="auto" w:after="180"/>
+      </w:pPr>
+      <w:r>
+        <w:rPr>
+          <w:b w:val="0"/>
+        </w:rPr>
         <w:t>Without opening the old lesson, explain one key idea from Missing and Unbalanced Examples. Give an example and a mistake that the idea helps you avoid.</w:t>
       </w:r>
     </w:p>
     <w:p>
-      <w:r>
+      <w:pPr>
+        <w:spacing w:line="336" w:lineRule="auto" w:after="180"/>
+      </w:pPr>
+      <w:r>
+        <w:rPr>
+          <w:b w:val="0"/>
+        </w:rPr>
         <w:t>Without opening the old lesson, explain one key idea from Recommendations. Give an example and a mistake that the idea helps you avoid.</w:t>
       </w:r>
     </w:p>
     <w:p>
-      <w:r>
-        <w:t>Without opening the old lesson, explain one key idea from Prediction Is Not Fact. Give an example and a mistake that the idea helps you avoid.</w:t>
-      </w:r>
-    </w:p>
-    <w:p>
-      <w:r>
-        <w:t>After trying, check the relevant lesson or ask your teacher. Change the part of your explanation that the evidence shows was wrong.</w:t>
-      </w:r>
-    </w:p>
-    <w:p>
-      <w:r>
-        <w:t>Fairness requires checking outcomes for different users and situations.</w:t>
+      <w:pPr>
+        <w:spacing w:line="336" w:lineRule="auto" w:after="180"/>
+      </w:pPr>
+      <w:r>
+        <w:rPr>
+          <w:b w:val="0"/>
+        </w:rPr>
+        <w:t xml:space="preserve">Without opening the old lesson, explain one key idea from </w:t>
+      </w:r>
+      <w:r>
+        <w:rPr>
+          <w:b/>
+        </w:rPr>
+        <w:t>Prediction</w:t>
+      </w:r>
+      <w:r>
+        <w:rPr>
+          <w:b w:val="0"/>
+        </w:rPr>
+        <w:t xml:space="preserve"> Is Not Fact. Give an example and a mistake that the idea helps you avoid.</w:t>
+      </w:r>
+    </w:p>
+    <w:p>
+      <w:pPr>
+        <w:spacing w:line="336" w:lineRule="auto" w:after="180"/>
+      </w:pPr>
+      <w:r>
+        <w:rPr>
+          <w:b w:val="0"/>
+        </w:rPr>
+        <w:t xml:space="preserve">After trying, check the relevant lesson or ask your teacher. Change the part of your explanation that the </w:t>
+      </w:r>
+      <w:r>
+        <w:rPr>
+          <w:b/>
+        </w:rPr>
+        <w:t>evidence</w:t>
+      </w:r>
+      <w:r>
+        <w:rPr>
+          <w:b w:val="0"/>
+        </w:rPr>
+        <w:t xml:space="preserve"> shows was wrong.</w:t>
+      </w:r>
+    </w:p>
+    <w:p>
+      <w:pPr>
+        <w:spacing w:line="336" w:lineRule="auto" w:after="180"/>
+      </w:pPr>
+      <w:r>
+        <w:rPr>
+          <w:b/>
+        </w:rPr>
+        <w:t>Fairness</w:t>
+      </w:r>
+      <w:r>
+        <w:rPr>
+          <w:b w:val="0"/>
+        </w:rPr>
+        <w:t xml:space="preserve"> requires checking outcomes for different users and situations.</w:t>
       </w:r>
     </w:p>
     <w:p>
@@ -139,12 +240,33 @@
       </w:r>
     </w:p>
     <w:p>
-      <w:r>
+      <w:pPr>
+        <w:pStyle w:val="Heading3"/>
+      </w:pPr>
+      <w:r>
+        <w:t>Your target</w:t>
+      </w:r>
+    </w:p>
+    <w:p>
+      <w:pPr>
+        <w:spacing w:line="336" w:lineRule="auto" w:after="180"/>
+        <w:shd w:fill="EDF7F3"/>
+      </w:pPr>
+      <w:r>
+        <w:rPr>
+          <w:b w:val="0"/>
+        </w:rPr>
         <w:t>LEARNING TARGET  System A succeeds on 6 of 8 quiet tests and 3 of 4 noisy tests. Is its noisy success rate lower? Show fractions and percentages. What can these small tests not establish?</w:t>
       </w:r>
     </w:p>
     <w:p>
-      <w:r>
+      <w:pPr>
+        <w:spacing w:line="336" w:lineRule="auto" w:after="180"/>
+      </w:pPr>
+      <w:r>
+        <w:rPr>
+          <w:b w:val="0"/>
+        </w:rPr>
         <w:t>Learner name:</w:t>
       </w:r>
     </w:p>
@@ -157,7 +279,14 @@
       </w:r>
     </w:p>
     <w:p>
-      <w:r>
+      <w:pPr>
+        <w:spacing w:line="336" w:lineRule="auto" w:after="180"/>
+        <w:shd w:fill="F5F1FB"/>
+      </w:pPr>
+      <w:r>
+        <w:rPr>
+          <w:b w:val="0"/>
+        </w:rPr>
         <w:t>Eight cases were selected, but one has no assessed outcome. How many have assessed outcomes, and what must a performance report say about the remaining case?</w:t>
       </w:r>
     </w:p>
@@ -170,7 +299,13 @@
       </w:r>
     </w:p>
     <w:p>
-      <w:r>
+      <w:pPr>
+        <w:spacing w:line="336" w:lineRule="auto" w:after="180"/>
+      </w:pPr>
+      <w:r>
+        <w:rPr>
+          <w:b w:val="0"/>
+        </w:rPr>
         <w:t>By the end, I can compare group fractions and combine unequal-sized groups correctly.</w:t>
       </w:r>
     </w:p>
@@ -184,6 +319,17 @@
     </w:p>
     <w:p>
       <w:r>
+        <w:t>Investigate the supplied Fair for Whom? case. Separate observations, given facts and assumptions before choosing an explanation.</w:t>
+      </w:r>
+    </w:p>
+    <w:p>
+      <w:pPr>
+        <w:spacing w:line="336" w:lineRule="auto" w:after="180"/>
+      </w:pPr>
+      <w:r>
+        <w:rPr>
+          <w:b/>
+        </w:rPr>
         <w:t>PICTURE STORY</w:t>
       </w:r>
     </w:p>
@@ -196,8 +342,26 @@
       </w:r>
     </w:p>
     <w:p>
-      <w:r>
-        <w:t>Pictures give clues; evidence tells us what the clues mean.</w:t>
+      <w:pPr>
+        <w:spacing w:line="336" w:lineRule="auto" w:after="180"/>
+      </w:pPr>
+      <w:r>
+        <w:rPr>
+          <w:b w:val="0"/>
+        </w:rPr>
+        <w:t xml:space="preserve">Pictures give clues; </w:t>
+      </w:r>
+      <w:r>
+        <w:rPr>
+          <w:b/>
+        </w:rPr>
+        <w:t>evidence</w:t>
+      </w:r>
+      <w:r>
+        <w:rPr>
+          <w:b w:val="0"/>
+        </w:rPr>
+        <w:t xml:space="preserve"> tells us what the clues mean.</w:t>
       </w:r>
     </w:p>
     <w:p>
@@ -237,7 +401,22 @@
       </w:r>
     </w:p>
     <w:p>
-      <w:r>
+      <w:pPr>
+        <w:pStyle w:val="Heading3"/>
+      </w:pPr>
+      <w:r>
+        <w:t>Start with this puzzle</w:t>
+      </w:r>
+    </w:p>
+    <w:p>
+      <w:pPr>
+        <w:spacing w:line="336" w:lineRule="auto" w:after="180"/>
+        <w:shd w:fill="F1F6FC"/>
+      </w:pPr>
+      <w:r>
+        <w:rPr>
+          <w:b w:val="0"/>
+        </w:rPr>
         <w:t>MYSTERY  A voice game may work well overall yet miss more commands from quiet speakers than loud speakers.</w:t>
       </w:r>
     </w:p>
@@ -250,33 +429,106 @@
       </w:r>
     </w:p>
     <w:p>
-      <w:r>
+      <w:pPr>
+        <w:spacing w:line="336" w:lineRule="auto" w:after="180"/>
+      </w:pPr>
+      <w:r>
+        <w:rPr>
+          <w:b w:val="0"/>
+        </w:rPr>
         <w:t>Name three visible details without explaining them yet.</w:t>
       </w:r>
     </w:p>
     <w:p>
-      <w:r>
+      <w:pPr>
+        <w:spacing w:line="336" w:lineRule="auto" w:after="180"/>
+      </w:pPr>
+      <w:r>
+        <w:rPr>
+          <w:b w:val="0"/>
+        </w:rPr>
         <w:t>Circle the detail most connected to the system's decision.</w:t>
       </w:r>
     </w:p>
     <w:p>
-      <w:r>
+      <w:pPr>
+        <w:spacing w:line="336" w:lineRule="auto" w:after="180"/>
+      </w:pPr>
+      <w:r>
+        <w:rPr>
+          <w:b w:val="0"/>
+        </w:rPr>
         <w:t>Name one detail that may be decoration or distraction.</w:t>
       </w:r>
     </w:p>
     <w:p>
-      <w:r>
-        <w:t>Make a first prediction and state the clue that supports it.</w:t>
-      </w:r>
-    </w:p>
-    <w:p>
-      <w:r>
-        <w:t>My observations, prediction, and evidence:</w:t>
-      </w:r>
-    </w:p>
-    <w:p>
-      <w:r>
-        <w:t>GOOD THINKING  A prediction can change when stronger evidence appears.</w:t>
+      <w:pPr>
+        <w:spacing w:line="336" w:lineRule="auto" w:after="180"/>
+      </w:pPr>
+      <w:r>
+        <w:rPr>
+          <w:b w:val="0"/>
+        </w:rPr>
+        <w:t xml:space="preserve">Make a first </w:t>
+      </w:r>
+      <w:r>
+        <w:rPr>
+          <w:b/>
+        </w:rPr>
+        <w:t>prediction</w:t>
+      </w:r>
+      <w:r>
+        <w:rPr>
+          <w:b w:val="0"/>
+        </w:rPr>
+        <w:t xml:space="preserve"> and state the clue that supports it.</w:t>
+      </w:r>
+    </w:p>
+    <w:p>
+      <w:pPr>
+        <w:spacing w:line="336" w:lineRule="auto" w:after="180"/>
+      </w:pPr>
+      <w:r>
+        <w:rPr>
+          <w:b w:val="0"/>
+        </w:rPr>
+        <w:t xml:space="preserve">My </w:t>
+      </w:r>
+      <w:r>
+        <w:rPr>
+          <w:b/>
+        </w:rPr>
+        <w:t>observation</w:t>
+      </w:r>
+      <w:r>
+        <w:rPr>
+          <w:b w:val="0"/>
+        </w:rPr>
+        <w:t xml:space="preserve">s, </w:t>
+      </w:r>
+      <w:r>
+        <w:rPr>
+          <w:b/>
+        </w:rPr>
+        <w:t>prediction</w:t>
+      </w:r>
+      <w:r>
+        <w:rPr>
+          <w:b w:val="0"/>
+        </w:rPr>
+        <w:t xml:space="preserve">, and </w:t>
+      </w:r>
+      <w:r>
+        <w:rPr>
+          <w:b/>
+        </w:rPr>
+        <w:t>evidence</w:t>
+      </w:r>
+      <w:r>
+        <w:rPr>
+          <w:b w:val="0"/>
+        </w:rPr>
+        <w:t>:</w:t>
       </w:r>
     </w:p>
     <w:p>
@@ -284,22 +536,164 @@
         <w:pStyle w:val="Heading3"/>
       </w:pPr>
       <w:r>
+        <w:t>Thinking habit</w:t>
+      </w:r>
+    </w:p>
+    <w:p>
+      <w:pPr>
+        <w:spacing w:line="336" w:lineRule="auto" w:after="180"/>
+        <w:shd w:fill="EDF7F3"/>
+      </w:pPr>
+      <w:r>
+        <w:rPr>
+          <w:b w:val="0"/>
+        </w:rPr>
+        <w:t xml:space="preserve">GOOD THINKING  A </w:t>
+      </w:r>
+      <w:r>
+        <w:rPr>
+          <w:b/>
+        </w:rPr>
+        <w:t>prediction</w:t>
+      </w:r>
+      <w:r>
+        <w:rPr>
+          <w:b w:val="0"/>
+        </w:rPr>
+        <w:t xml:space="preserve"> can change when stronger </w:t>
+      </w:r>
+      <w:r>
+        <w:rPr>
+          <w:b/>
+        </w:rPr>
+        <w:t>evidence</w:t>
+      </w:r>
+      <w:r>
+        <w:rPr>
+          <w:b w:val="0"/>
+        </w:rPr>
+        <w:t xml:space="preserve"> appears.</w:t>
+      </w:r>
+    </w:p>
+    <w:p>
+      <w:pPr>
+        <w:pStyle w:val="Heading3"/>
+      </w:pPr>
+      <w:r>
         <w:t>A closer explanation</w:t>
       </w:r>
     </w:p>
     <w:p>
-      <w:r>
-        <w:t>For this week, accuracy means the number of correctly labelled cases divided by the number of assessed cases. Every assessed case has a system label and a checked reference label, so its result can be judged correct or incorrect. State the system version, cases and scoring rule with the fraction. Cases without an assessable outcome are reported separately.</w:t>
-      </w:r>
-    </w:p>
-    <w:p>
-      <w:r>
-        <w:t>Two fixed shape-recognition versions, A and B, label the same 12 previously unseen picture cards. Eight cards are bright and four are dim; each has a checked circle or square reference label. Both versions return labels for all 12. A is correct on 8 bright and 1 dim card. B is correct on 6 bright and 2 dim cards.</w:t>
-      </w:r>
-    </w:p>
-    <w:p>
-      <w:r>
-        <w:t>A therefore has 9 correct out of 12 assessed, written 9/12. Dividing numerator and denominator by 3 gives 3/4. Three quarters equals 75 out of 100, or 75%. B has 8/12, equal to 2/3. For this comparison keep B as an exact fraction; a rounded percentage is unnecessary.</w:t>
+      <w:pPr>
+        <w:spacing w:line="336" w:lineRule="auto" w:after="180"/>
+      </w:pPr>
+      <w:r>
+        <w:rPr>
+          <w:b w:val="0"/>
+        </w:rPr>
+        <w:t xml:space="preserve">For this week, </w:t>
+      </w:r>
+      <w:r>
+        <w:rPr>
+          <w:b/>
+        </w:rPr>
+        <w:t>accuracy</w:t>
+      </w:r>
+      <w:r>
+        <w:rPr>
+          <w:b w:val="0"/>
+        </w:rPr>
+        <w:t xml:space="preserve"> means the number of correctly labelled cases divided by the number of assessed cases.</w:t>
+      </w:r>
+    </w:p>
+    <w:p>
+      <w:pPr>
+        <w:spacing w:line="336" w:lineRule="auto" w:after="180"/>
+      </w:pPr>
+      <w:r>
+        <w:rPr>
+          <w:b w:val="0"/>
+        </w:rPr>
+        <w:t>Every assessed case has a system label and a checked reference label, so its result can be judged correct or incorrect. State the system version, cases and scoring rule with the fraction.</w:t>
+      </w:r>
+    </w:p>
+    <w:p>
+      <w:pPr>
+        <w:spacing w:line="336" w:lineRule="auto" w:after="180"/>
+      </w:pPr>
+      <w:r>
+        <w:rPr>
+          <w:b w:val="0"/>
+        </w:rPr>
+        <w:t>Cases without an assessable outcome are reported separately.</w:t>
+      </w:r>
+    </w:p>
+    <w:p>
+      <w:pPr>
+        <w:spacing w:line="336" w:lineRule="auto" w:after="180"/>
+      </w:pPr>
+      <w:r>
+        <w:rPr>
+          <w:b w:val="0"/>
+        </w:rPr>
+        <w:t>Two fixed shape-recognition versions, A and B, label the same 12 previously unseen picture cards. Eight cards are bright and four are dim; each has a checked circle or square reference label.</w:t>
+      </w:r>
+    </w:p>
+    <w:p>
+      <w:pPr>
+        <w:spacing w:line="336" w:lineRule="auto" w:after="180"/>
+      </w:pPr>
+      <w:r>
+        <w:rPr>
+          <w:b w:val="0"/>
+        </w:rPr>
+        <w:t>Both versions return labels for all 12. A is correct on 8 bright and 1 dim card. B is correct on 6 bright and 2 dim cards.</w:t>
+      </w:r>
+    </w:p>
+    <w:p>
+      <w:pPr>
+        <w:spacing w:line="336" w:lineRule="auto" w:after="180"/>
+      </w:pPr>
+      <w:r>
+        <w:rPr>
+          <w:b w:val="0"/>
+        </w:rPr>
+        <w:t xml:space="preserve">A therefore has 9 correct out of 12 assessed, written 9/12. Dividing </w:t>
+      </w:r>
+      <w:r>
+        <w:rPr>
+          <w:b/>
+        </w:rPr>
+        <w:t>numerator</w:t>
+      </w:r>
+      <w:r>
+        <w:rPr>
+          <w:b w:val="0"/>
+        </w:rPr>
+        <w:t xml:space="preserve"> and </w:t>
+      </w:r>
+      <w:r>
+        <w:rPr>
+          <w:b/>
+        </w:rPr>
+        <w:t>denominator</w:t>
+      </w:r>
+      <w:r>
+        <w:rPr>
+          <w:b w:val="0"/>
+        </w:rPr>
+        <w:t xml:space="preserve"> by 3 gives 3/4. Three quarters equals 75 out of 100, or 75%. B has 8/12, equal to 2/3.</w:t>
+      </w:r>
+    </w:p>
+    <w:p>
+      <w:pPr>
+        <w:spacing w:line="336" w:lineRule="auto" w:after="180"/>
+      </w:pPr>
+      <w:r>
+        <w:rPr>
+          <w:b w:val="0"/>
+        </w:rPr>
+        <w:t>For this comparison keep B as an exact fraction; a rounded percentage is unnecessary.</w:t>
       </w:r>
     </w:p>
     <w:p>
@@ -312,7 +706,24 @@
     </w:p>
     <w:p>
       <w:r>
-        <w:t>VISUAL MECHANISM</w:t>
+        <w:t>Follow the mechanism for Fair for Whom?. Connect each labelled input, deciding step and result.</w:t>
+      </w:r>
+    </w:p>
+    <w:p>
+      <w:pPr>
+        <w:spacing w:line="336" w:lineRule="auto" w:after="180"/>
+      </w:pPr>
+      <w:r>
+        <w:rPr>
+          <w:b/>
+        </w:rPr>
+        <w:t xml:space="preserve">VISUAL </w:t>
+      </w:r>
+      <w:r>
+        <w:rPr>
+          <w:b/>
+        </w:rPr>
+        <w:t>MECHANISM</w:t>
       </w:r>
     </w:p>
     <w:p>
@@ -324,7 +735,13 @@
       </w:r>
     </w:p>
     <w:p>
-      <w:r>
+      <w:pPr>
+        <w:spacing w:line="336" w:lineRule="auto" w:after="180"/>
+      </w:pPr>
+      <w:r>
+        <w:rPr>
+          <w:b w:val="0"/>
+        </w:rPr>
         <w:t>Follow the information instead of imagining magic inside the machine.</w:t>
       </w:r>
     </w:p>
@@ -437,32 +854,152 @@
       </w:r>
     </w:p>
     <w:p>
-      <w:r>
-        <w:t>INPUT  test cases grouped by relevant user or condition</w:t>
-      </w:r>
-    </w:p>
-    <w:p>
-      <w:r>
-        <w:t>PROCESS  compare outcomes and error types by group</w:t>
-      </w:r>
-    </w:p>
-    <w:p>
-      <w:r>
-        <w:t>OUTPUT  identify gaps and choose a repair or boundary</w:t>
-      </w:r>
-    </w:p>
-    <w:p>
-      <w:r>
-        <w:t>CORE IDEA  Fairness requires checking outcomes for different users and situations.</w:t>
-      </w:r>
-    </w:p>
-    <w:p>
-      <w:r>
-        <w:t>UNDER THE HOOD  Fairness is context-specific and cannot be established by overall accuracy alone. Compare performance, error costs, access, and remedy across relevant groups while avoiding stereotypes and protecting privacy.</w:t>
-      </w:r>
-    </w:p>
-    <w:p>
-      <w:r>
+      <w:pPr>
+        <w:spacing w:line="336" w:lineRule="auto" w:after="180"/>
+      </w:pPr>
+      <w:r>
+        <w:rPr>
+          <w:b/>
+        </w:rPr>
+        <w:t>INPUT</w:t>
+      </w:r>
+      <w:r>
+        <w:rPr>
+          <w:b w:val="0"/>
+        </w:rPr>
+        <w:t xml:space="preserve">  test cases grouped by relevant user or condition</w:t>
+      </w:r>
+    </w:p>
+    <w:p>
+      <w:pPr>
+        <w:spacing w:line="336" w:lineRule="auto" w:after="180"/>
+      </w:pPr>
+      <w:r>
+        <w:rPr>
+          <w:b/>
+        </w:rPr>
+        <w:t>PROCESS</w:t>
+      </w:r>
+      <w:r>
+        <w:rPr>
+          <w:b w:val="0"/>
+        </w:rPr>
+        <w:t xml:space="preserve">  compare outcomes and error types by group</w:t>
+      </w:r>
+    </w:p>
+    <w:p>
+      <w:pPr>
+        <w:spacing w:line="336" w:lineRule="auto" w:after="180"/>
+      </w:pPr>
+      <w:r>
+        <w:rPr>
+          <w:b/>
+        </w:rPr>
+        <w:t>OUTPUT</w:t>
+      </w:r>
+      <w:r>
+        <w:rPr>
+          <w:b w:val="0"/>
+        </w:rPr>
+        <w:t xml:space="preserve">  identify gaps and choose a repair or boundary</w:t>
+      </w:r>
+    </w:p>
+    <w:p>
+      <w:pPr>
+        <w:pStyle w:val="Heading3"/>
+      </w:pPr>
+      <w:r>
+        <w:t>Key idea</w:t>
+      </w:r>
+    </w:p>
+    <w:p>
+      <w:pPr>
+        <w:spacing w:line="336" w:lineRule="auto" w:after="180"/>
+        <w:shd w:fill="EDF7F3"/>
+      </w:pPr>
+      <w:r>
+        <w:rPr>
+          <w:b w:val="0"/>
+        </w:rPr>
+        <w:t xml:space="preserve">CORE IDEA  </w:t>
+      </w:r>
+      <w:r>
+        <w:rPr>
+          <w:b/>
+        </w:rPr>
+        <w:t>Fairness</w:t>
+      </w:r>
+      <w:r>
+        <w:rPr>
+          <w:b w:val="0"/>
+        </w:rPr>
+        <w:t xml:space="preserve"> requires checking outcomes for different users and situations.</w:t>
+      </w:r>
+    </w:p>
+    <w:p>
+      <w:pPr>
+        <w:pStyle w:val="Heading3"/>
+      </w:pPr>
+      <w:r>
+        <w:t>How the mechanism works</w:t>
+      </w:r>
+    </w:p>
+    <w:p>
+      <w:pPr>
+        <w:spacing w:line="336" w:lineRule="auto" w:after="180"/>
+        <w:shd w:fill="F1F6F8"/>
+      </w:pPr>
+      <w:r>
+        <w:rPr>
+          <w:b w:val="0"/>
+        </w:rPr>
+        <w:t xml:space="preserve">UNDER THE HOOD  </w:t>
+      </w:r>
+      <w:r>
+        <w:rPr>
+          <w:b/>
+        </w:rPr>
+        <w:t>Fairness</w:t>
+      </w:r>
+      <w:r>
+        <w:rPr>
+          <w:b w:val="0"/>
+        </w:rPr>
+        <w:t xml:space="preserve"> is context-specific and cannot be established by overall </w:t>
+      </w:r>
+      <w:r>
+        <w:rPr>
+          <w:b/>
+        </w:rPr>
+        <w:t>accuracy</w:t>
+      </w:r>
+      <w:r>
+        <w:rPr>
+          <w:b w:val="0"/>
+        </w:rPr>
+        <w:t xml:space="preserve"> alone. Compare performance, </w:t>
+      </w:r>
+      <w:r>
+        <w:rPr>
+          <w:b/>
+        </w:rPr>
+        <w:t>error cost</w:t>
+      </w:r>
+      <w:r>
+        <w:rPr>
+          <w:b w:val="0"/>
+        </w:rPr>
+        <w:t>s, access, and remedy across relevant groups while avoiding stereotypes and protecting privacy.</w:t>
+      </w:r>
+    </w:p>
+    <w:p>
+      <w:pPr>
+        <w:spacing w:line="336" w:lineRule="auto" w:after="180"/>
+      </w:pPr>
+      <w:r>
+        <w:rPr>
+          <w:b w:val="0"/>
+        </w:rPr>
         <w:t>Draw a fresh example with all three stages:</w:t>
       </w:r>
     </w:p>
@@ -631,13 +1168,119 @@
       </w:r>
     </w:p>
     <w:p>
-      <w:r>
-        <w:t>With the same denominator 12, compare the numerators: 9 is greater than 8. A is correct on one more of these cards. This establishes the ordering on this test under this scoring rule; it does not prove that A will always outperform B on future cards.</w:t>
-      </w:r>
-    </w:p>
-    <w:p>
-      <w:r>
-        <w:t>To compare fractions with different denominators, rewrite them as equivalent fractions with a common denominator. For example, 3/4 equals 9/12 and 2/3 equals 8/12. Changing the written denominator does not create new test cases: it only helps compare the proportions.</w:t>
+      <w:pPr>
+        <w:spacing w:line="336" w:lineRule="auto" w:after="180"/>
+      </w:pPr>
+      <w:r>
+        <w:rPr>
+          <w:b w:val="0"/>
+        </w:rPr>
+        <w:t xml:space="preserve">With the same </w:t>
+      </w:r>
+      <w:r>
+        <w:rPr>
+          <w:b/>
+        </w:rPr>
+        <w:t>denominator</w:t>
+      </w:r>
+      <w:r>
+        <w:rPr>
+          <w:b w:val="0"/>
+        </w:rPr>
+        <w:t xml:space="preserve"> 12, compare the </w:t>
+      </w:r>
+      <w:r>
+        <w:rPr>
+          <w:b/>
+        </w:rPr>
+        <w:t>numerator</w:t>
+      </w:r>
+      <w:r>
+        <w:rPr>
+          <w:b w:val="0"/>
+        </w:rPr>
+        <w:t>s: 9 is greater than 8. A is correct on one more of these cards.</w:t>
+      </w:r>
+    </w:p>
+    <w:p>
+      <w:pPr>
+        <w:spacing w:line="336" w:lineRule="auto" w:after="180"/>
+      </w:pPr>
+      <w:r>
+        <w:rPr>
+          <w:b w:val="0"/>
+        </w:rPr>
+        <w:t>This establishes the ordering on this test under this scoring rule; it does not prove that A will always outperform B on future cards.</w:t>
+      </w:r>
+    </w:p>
+    <w:p>
+      <w:pPr>
+        <w:spacing w:line="336" w:lineRule="auto" w:after="180"/>
+      </w:pPr>
+      <w:r>
+        <w:rPr>
+          <w:b w:val="0"/>
+        </w:rPr>
+        <w:t xml:space="preserve">To compare fractions with different </w:t>
+      </w:r>
+      <w:r>
+        <w:rPr>
+          <w:b/>
+        </w:rPr>
+        <w:t>denominator</w:t>
+      </w:r>
+      <w:r>
+        <w:rPr>
+          <w:b w:val="0"/>
+        </w:rPr>
+        <w:t xml:space="preserve">s, rewrite them as </w:t>
+      </w:r>
+      <w:r>
+        <w:rPr>
+          <w:b/>
+        </w:rPr>
+        <w:t>equivalent fractions</w:t>
+      </w:r>
+      <w:r>
+        <w:rPr>
+          <w:b w:val="0"/>
+        </w:rPr>
+        <w:t xml:space="preserve"> with a common </w:t>
+      </w:r>
+      <w:r>
+        <w:rPr>
+          <w:b/>
+        </w:rPr>
+        <w:t>denominator</w:t>
+      </w:r>
+      <w:r>
+        <w:rPr>
+          <w:b w:val="0"/>
+        </w:rPr>
+        <w:t>. For example, 3/4 equals 9/12 and 2/3 equals 8/12.</w:t>
+      </w:r>
+    </w:p>
+    <w:p>
+      <w:pPr>
+        <w:spacing w:line="336" w:lineRule="auto" w:after="180"/>
+      </w:pPr>
+      <w:r>
+        <w:rPr>
+          <w:b w:val="0"/>
+        </w:rPr>
+        <w:t xml:space="preserve">Changing the written </w:t>
+      </w:r>
+      <w:r>
+        <w:rPr>
+          <w:b/>
+        </w:rPr>
+        <w:t>denominator</w:t>
+      </w:r>
+      <w:r>
+        <w:rPr>
+          <w:b w:val="0"/>
+        </w:rPr>
+        <w:t xml:space="preserve"> does not create new test cases: it only helps compare the proportions.</w:t>
       </w:r>
     </w:p>
     <w:p>
@@ -649,8 +1292,26 @@
       </w:r>
     </w:p>
     <w:p>
-      <w:r>
-        <w:t>Point to the input, the deciding step and the result in this week’s visual. Explain the same step in ordinary words. A picture helps when you can say what each part represents.</w:t>
+      <w:pPr>
+        <w:spacing w:line="336" w:lineRule="auto" w:after="180"/>
+      </w:pPr>
+      <w:r>
+        <w:rPr>
+          <w:b w:val="0"/>
+        </w:rPr>
+        <w:t xml:space="preserve">Point to the </w:t>
+      </w:r>
+      <w:r>
+        <w:rPr>
+          <w:b/>
+        </w:rPr>
+        <w:t>input</w:t>
+      </w:r>
+      <w:r>
+        <w:rPr>
+          <w:b w:val="0"/>
+        </w:rPr>
+        <w:t>, the deciding step and the result in this week’s visual. Explain the same step in ordinary words. A picture helps when you can say what each part represents.</w:t>
       </w:r>
     </w:p>
     <w:p>
@@ -663,6 +1324,17 @@
     </w:p>
     <w:p>
       <w:r>
+        <w:t>Compare the supplied cases for Fair for Whom?. Identify the detail that changes the conclusion.</w:t>
+      </w:r>
+    </w:p>
+    <w:p>
+      <w:pPr>
+        <w:spacing w:line="336" w:lineRule="auto" w:after="180"/>
+      </w:pPr>
+      <w:r>
+        <w:rPr>
+          <w:b/>
+        </w:rPr>
         <w:t>PICTURE GALLERY</w:t>
       </w:r>
     </w:p>
@@ -675,8 +1347,26 @@
       </w:r>
     </w:p>
     <w:p>
-      <w:r>
-        <w:t>Use the visual cue, then read the evidence carefully.</w:t>
+      <w:pPr>
+        <w:spacing w:line="336" w:lineRule="auto" w:after="180"/>
+      </w:pPr>
+      <w:r>
+        <w:rPr>
+          <w:b w:val="0"/>
+        </w:rPr>
+        <w:t xml:space="preserve">Use the visual cue, then read the </w:t>
+      </w:r>
+      <w:r>
+        <w:rPr>
+          <w:b/>
+        </w:rPr>
+        <w:t>evidence</w:t>
+      </w:r>
+      <w:r>
+        <w:rPr>
+          <w:b w:val="0"/>
+        </w:rPr>
+        <w:t xml:space="preserve"> carefully.</w:t>
       </w:r>
     </w:p>
     <w:p>
@@ -824,55 +1514,224 @@
       </w:r>
     </w:p>
     <w:p>
-      <w:r>
+      <w:pPr>
+        <w:pStyle w:val="Heading3"/>
+      </w:pPr>
+      <w:r>
+        <w:t>The case to investigate</w:t>
+      </w:r>
+    </w:p>
+    <w:p>
+      <w:pPr>
+        <w:spacing w:line="336" w:lineRule="auto" w:after="180"/>
+        <w:shd w:fill="F1F6FC"/>
+      </w:pPr>
+      <w:r>
+        <w:rPr>
+          <w:b w:val="0"/>
+        </w:rPr>
         <w:t>CASE 1 — Loud speakers  Clue: 9 of 10 commands work. Meaning: high success.</w:t>
       </w:r>
     </w:p>
     <w:p>
-      <w:r>
+      <w:pPr>
+        <w:pStyle w:val="Heading3"/>
+      </w:pPr>
+      <w:r>
+        <w:t>The case to investigate</w:t>
+      </w:r>
+    </w:p>
+    <w:p>
+      <w:pPr>
+        <w:spacing w:line="336" w:lineRule="auto" w:after="180"/>
+        <w:shd w:fill="F1F6FC"/>
+      </w:pPr>
+      <w:r>
+        <w:rPr>
+          <w:b w:val="0"/>
+        </w:rPr>
         <w:t>CASE 2 — Quiet speakers  Clue: 5 of 10 commands work. Meaning: performance gap.</w:t>
       </w:r>
     </w:p>
     <w:p>
-      <w:r>
+      <w:pPr>
+        <w:pStyle w:val="Heading3"/>
+      </w:pPr>
+      <w:r>
+        <w:t>The case to investigate</w:t>
+      </w:r>
+    </w:p>
+    <w:p>
+      <w:pPr>
+        <w:spacing w:line="336" w:lineRule="auto" w:after="180"/>
+        <w:shd w:fill="F1F6FC"/>
+      </w:pPr>
+      <w:r>
+        <w:rPr>
+          <w:b w:val="0"/>
+        </w:rPr>
         <w:t>CASE 3 — Overall 14 of 20  Clue: 70 percent total. Meaning: hides difference.</w:t>
       </w:r>
     </w:p>
     <w:p>
-      <w:r>
+      <w:pPr>
+        <w:pStyle w:val="Heading3"/>
+      </w:pPr>
+      <w:r>
+        <w:t>The case to investigate</w:t>
+      </w:r>
+    </w:p>
+    <w:p>
+      <w:pPr>
+        <w:spacing w:line="336" w:lineRule="auto" w:after="180"/>
+        <w:shd w:fill="F1F6FC"/>
+      </w:pPr>
+      <w:r>
+        <w:rPr>
+          <w:b w:val="0"/>
+        </w:rPr>
         <w:t>CASE 4 — Text control  Clue: alternate access path. Meaning: possible remedy.</w:t>
       </w:r>
     </w:p>
     <w:p>
-      <w:r>
-        <w:t>BOUNDARY  Fairness work should reduce burdens without turning group labels into stereotypes.</w:t>
-      </w:r>
-    </w:p>
-    <w:p>
-      <w:r>
-        <w:t>Which two pictures are easiest to confuse? What evidence separates them?</w:t>
-      </w:r>
-    </w:p>
-    <w:p>
       <w:pPr>
         <w:pStyle w:val="Heading3"/>
       </w:pPr>
       <w:r>
+        <w:t>Keep this boundary clear</w:t>
+      </w:r>
+    </w:p>
+    <w:p>
+      <w:pPr>
+        <w:spacing w:line="336" w:lineRule="auto" w:after="180"/>
+        <w:shd w:fill="FFF5E6"/>
+      </w:pPr>
+      <w:r>
+        <w:rPr>
+          <w:b w:val="0"/>
+        </w:rPr>
+        <w:t xml:space="preserve">BOUNDARY  </w:t>
+      </w:r>
+      <w:r>
+        <w:rPr>
+          <w:b/>
+        </w:rPr>
+        <w:t>Fairness</w:t>
+      </w:r>
+      <w:r>
+        <w:rPr>
+          <w:b w:val="0"/>
+        </w:rPr>
+        <w:t xml:space="preserve"> work should reduce burdens without turning group labels into stereotypes.</w:t>
+      </w:r>
+    </w:p>
+    <w:p>
+      <w:pPr>
+        <w:spacing w:line="336" w:lineRule="auto" w:after="180"/>
+        <w:shd w:fill="F5F1FB"/>
+      </w:pPr>
+      <w:r>
+        <w:rPr>
+          <w:b w:val="0"/>
+        </w:rPr>
+        <w:t xml:space="preserve">Which two pictures are easiest to confuse? What </w:t>
+      </w:r>
+      <w:r>
+        <w:rPr>
+          <w:b/>
+        </w:rPr>
+        <w:t>evidence</w:t>
+      </w:r>
+      <w:r>
+        <w:rPr>
+          <w:b w:val="0"/>
+        </w:rPr>
+        <w:t xml:space="preserve"> separates them?</w:t>
+      </w:r>
+    </w:p>
+    <w:p>
+      <w:pPr>
+        <w:pStyle w:val="Heading3"/>
+      </w:pPr>
+      <w:r>
         <w:t>Change one thing in the pictured case</w:t>
       </w:r>
     </w:p>
     <w:p>
-      <w:r>
+      <w:pPr>
+        <w:pStyle w:val="Heading3"/>
+      </w:pPr>
+      <w:r>
+        <w:t>Change one thing</w:t>
+      </w:r>
+    </w:p>
+    <w:p>
+      <w:pPr>
+        <w:spacing w:line="336" w:lineRule="auto" w:after="180"/>
+        <w:shd w:fill="F5F1FB"/>
+      </w:pPr>
+      <w:r>
+        <w:rPr>
+          <w:b w:val="0"/>
+        </w:rPr>
         <w:t>Change: Give bright and dim groups equal weight as an explicitly different metric.</w:t>
       </w:r>
     </w:p>
     <w:p>
-      <w:r>
-        <w:t>Prediction: M scores 70%; N scores about 81.7%.</w:t>
-      </w:r>
-    </w:p>
-    <w:p>
-      <w:r>
+      <w:pPr>
+        <w:pStyle w:val="Heading3"/>
+      </w:pPr>
+      <w:r>
+        <w:t>Predicted result</w:t>
+      </w:r>
+    </w:p>
+    <w:p>
+      <w:pPr>
+        <w:spacing w:line="336" w:lineRule="auto" w:after="180"/>
+        <w:shd w:fill="F1F6FC"/>
+      </w:pPr>
+      <w:r>
+        <w:rPr>
+          <w:b/>
+        </w:rPr>
+        <w:t>Prediction</w:t>
+      </w:r>
+      <w:r>
+        <w:rPr>
+          <w:b w:val="0"/>
+        </w:rPr>
+        <w:t xml:space="preserve">: M scores </w:t>
+      </w:r>
+      <w:r>
+        <w:rPr>
+          <w:b/>
+        </w:rPr>
+        <w:t>70%</w:t>
+      </w:r>
+      <w:r>
+        <w:rPr>
+          <w:b w:val="0"/>
+        </w:rPr>
+        <w:t>; N scores about 81.7%.</w:t>
+      </w:r>
+    </w:p>
+    <w:p>
+      <w:pPr>
+        <w:pStyle w:val="Heading3"/>
+      </w:pPr>
+      <w:r>
+        <w:t>Why the result follows</w:t>
+      </w:r>
+    </w:p>
+    <w:p>
+      <w:pPr>
+        <w:spacing w:line="336" w:lineRule="auto" w:after="180"/>
+        <w:shd w:fill="F1F6FC"/>
+      </w:pPr>
+      <w:r>
+        <w:rPr>
+          <w:b w:val="0"/>
+        </w:rPr>
         <w:t>Reason: This averages group rates and is not the original 16-card agreement rate.</w:t>
       </w:r>
     </w:p>
@@ -886,6 +1745,17 @@
     </w:p>
     <w:p>
       <w:r>
+        <w:t>Use the vocabulary of Fair for Whom? to explain a concrete decision, rather than only memorising definitions.</w:t>
+      </w:r>
+    </w:p>
+    <w:p>
+      <w:pPr>
+        <w:spacing w:line="336" w:lineRule="auto" w:after="180"/>
+      </w:pPr>
+      <w:r>
+        <w:rPr>
+          <w:b/>
+        </w:rPr>
         <w:t>VOCABULARY</w:t>
       </w:r>
     </w:p>
@@ -898,7 +1768,13 @@
       </w:r>
     </w:p>
     <w:p>
-      <w:r>
+      <w:pPr>
+        <w:spacing w:line="336" w:lineRule="auto" w:after="180"/>
+      </w:pPr>
+      <w:r>
+        <w:rPr>
+          <w:b w:val="0"/>
+        </w:rPr>
         <w:t>The badge is a memory cue; the definition does the real thinking work.</w:t>
       </w:r>
     </w:p>
@@ -1222,17 +2098,81 @@
       </w:r>
     </w:p>
     <w:p>
-      <w:r>
-        <w:t>CLAIM TO REPAIR  Good overall accuracy proves fairness.</w:t>
-      </w:r>
-    </w:p>
-    <w:p>
-      <w:r>
-        <w:t>Use one vocabulary word and one piece of evidence to repair it:</w:t>
-      </w:r>
-    </w:p>
-    <w:p>
-      <w:r>
+      <w:pPr>
+        <w:pStyle w:val="Heading3"/>
+      </w:pPr>
+      <w:r>
+        <w:t>Find the unsupported claim</w:t>
+      </w:r>
+    </w:p>
+    <w:p>
+      <w:pPr>
+        <w:spacing w:line="336" w:lineRule="auto" w:after="180"/>
+        <w:shd w:fill="F5F1FB"/>
+      </w:pPr>
+      <w:r>
+        <w:rPr>
+          <w:b w:val="0"/>
+        </w:rPr>
+        <w:t xml:space="preserve">CLAIM TO REPAIR  Good overall </w:t>
+      </w:r>
+      <w:r>
+        <w:rPr>
+          <w:b/>
+        </w:rPr>
+        <w:t>accuracy</w:t>
+      </w:r>
+      <w:r>
+        <w:rPr>
+          <w:b w:val="0"/>
+        </w:rPr>
+        <w:t xml:space="preserve"> proves </w:t>
+      </w:r>
+      <w:r>
+        <w:rPr>
+          <w:b/>
+        </w:rPr>
+        <w:t>fairness</w:t>
+      </w:r>
+      <w:r>
+        <w:rPr>
+          <w:b w:val="0"/>
+        </w:rPr>
+        <w:t>.</w:t>
+      </w:r>
+    </w:p>
+    <w:p>
+      <w:pPr>
+        <w:spacing w:line="336" w:lineRule="auto" w:after="180"/>
+      </w:pPr>
+      <w:r>
+        <w:rPr>
+          <w:b w:val="0"/>
+        </w:rPr>
+        <w:t xml:space="preserve">Use one vocabulary word and one piece of </w:t>
+      </w:r>
+      <w:r>
+        <w:rPr>
+          <w:b/>
+        </w:rPr>
+        <w:t>evidence</w:t>
+      </w:r>
+      <w:r>
+        <w:rPr>
+          <w:b w:val="0"/>
+        </w:rPr>
+        <w:t xml:space="preserve"> to repair it:</w:t>
+      </w:r>
+    </w:p>
+    <w:p>
+      <w:pPr>
+        <w:spacing w:line="336" w:lineRule="auto" w:after="180"/>
+        <w:shd w:fill="EDF7F3"/>
+      </w:pPr>
+      <w:r>
+        <w:rPr>
+          <w:b w:val="0"/>
+        </w:rPr>
         <w:t>WORD POWER  A strong definition helps you decide something in a new case.</w:t>
       </w:r>
     </w:p>
@@ -1400,6 +2340,17 @@
     </w:p>
     <w:p>
       <w:r>
+        <w:t>Follow the worked trace for Fair for Whom?, predict a step, then compare with its explanation.</w:t>
+      </w:r>
+    </w:p>
+    <w:p>
+      <w:pPr>
+        <w:spacing w:line="336" w:lineRule="auto" w:after="180"/>
+      </w:pPr>
+      <w:r>
+        <w:rPr>
+          <w:b/>
+        </w:rPr>
         <w:t>WORKED EXAMPLE</w:t>
       </w:r>
     </w:p>
@@ -1412,8 +2363,26 @@
       </w:r>
     </w:p>
     <w:p>
-      <w:r>
-        <w:t>Every step connects a claim to observable evidence.</w:t>
+      <w:pPr>
+        <w:spacing w:line="336" w:lineRule="auto" w:after="180"/>
+      </w:pPr>
+      <w:r>
+        <w:rPr>
+          <w:b w:val="0"/>
+        </w:rPr>
+        <w:t xml:space="preserve">Every step connects a claim to observable </w:t>
+      </w:r>
+      <w:r>
+        <w:rPr>
+          <w:b/>
+        </w:rPr>
+        <w:t>evidence</w:t>
+      </w:r>
+      <w:r>
+        <w:rPr>
+          <w:b w:val="0"/>
+        </w:rPr>
+        <w:t>.</w:t>
       </w:r>
     </w:p>
     <w:p>
@@ -1453,38 +2422,195 @@
       </w:r>
     </w:p>
     <w:p>
-      <w:r>
+      <w:pPr>
+        <w:pStyle w:val="Heading3"/>
+      </w:pPr>
+      <w:r>
+        <w:t>The case to investigate</w:t>
+      </w:r>
+    </w:p>
+    <w:p>
+      <w:pPr>
+        <w:spacing w:line="336" w:lineRule="auto" w:after="180"/>
+        <w:shd w:fill="F1F6FC"/>
+      </w:pPr>
+      <w:r>
+        <w:rPr>
+          <w:b w:val="0"/>
+        </w:rPr>
         <w:t>CASE  A voice game may work well overall yet miss more commands from quiet speakers than loud speakers.</w:t>
       </w:r>
     </w:p>
     <w:p>
-      <w:r>
+      <w:pPr>
+        <w:pStyle w:val="Heading3"/>
+      </w:pPr>
+      <w:r>
+        <w:t>Step 1</w:t>
+      </w:r>
+    </w:p>
+    <w:p>
+      <w:pPr>
+        <w:spacing w:line="336" w:lineRule="auto" w:after="180"/>
+        <w:shd w:fill="F4F9FC"/>
+      </w:pPr>
+      <w:r>
+        <w:rPr>
+          <w:b w:val="0"/>
+        </w:rPr>
         <w:t>STEP 1 — OBSERVE  test cases grouped by relevant user or condition</w:t>
       </w:r>
     </w:p>
     <w:p>
-      <w:r>
+      <w:pPr>
+        <w:pStyle w:val="Heading3"/>
+      </w:pPr>
+      <w:r>
+        <w:t>Step 2</w:t>
+      </w:r>
+    </w:p>
+    <w:p>
+      <w:pPr>
+        <w:spacing w:line="336" w:lineRule="auto" w:after="180"/>
+        <w:shd w:fill="F4F9FC"/>
+      </w:pPr>
+      <w:r>
+        <w:rPr>
+          <w:b w:val="0"/>
+        </w:rPr>
         <w:t>STEP 2 — TRACE  compare outcomes and error types by group</w:t>
       </w:r>
     </w:p>
     <w:p>
-      <w:r>
+      <w:pPr>
+        <w:pStyle w:val="Heading3"/>
+      </w:pPr>
+      <w:r>
+        <w:t>Step 3</w:t>
+      </w:r>
+    </w:p>
+    <w:p>
+      <w:pPr>
+        <w:spacing w:line="336" w:lineRule="auto" w:after="180"/>
+        <w:shd w:fill="F4F9FC"/>
+      </w:pPr>
+      <w:r>
+        <w:rPr>
+          <w:b w:val="0"/>
+        </w:rPr>
         <w:t>STEP 3 — CONCLUDE  identify gaps and choose a repair or boundary</w:t>
       </w:r>
     </w:p>
     <w:p>
-      <w:r>
-        <w:t>MODEL REASONING  Report each group's success count and error pattern, not only the total. Improve microphone/process testing with consented varied voices and keep a non-voice control so access does not depend on one input mode.</w:t>
-      </w:r>
-    </w:p>
-    <w:p>
-      <w:r>
-        <w:t>DO NOT OVERCLAIM  Fairness work should reduce burdens without turning group labels into stereotypes.</w:t>
-      </w:r>
-    </w:p>
-    <w:p>
-      <w:r>
-        <w:t>What new evidence could change this answer?</w:t>
+      <w:pPr>
+        <w:pStyle w:val="Heading3"/>
+      </w:pPr>
+      <w:r>
+        <w:t>Model answer</w:t>
+      </w:r>
+    </w:p>
+    <w:p>
+      <w:pPr>
+        <w:spacing w:line="336" w:lineRule="auto" w:after="180"/>
+        <w:shd w:fill="F1F6FC"/>
+      </w:pPr>
+      <w:r>
+        <w:rPr>
+          <w:b w:val="0"/>
+        </w:rPr>
+        <w:t>MODEL REASONING  Report each group's success count and error pattern, not only the total.</w:t>
+      </w:r>
+    </w:p>
+    <w:p>
+      <w:pPr>
+        <w:spacing w:line="336" w:lineRule="auto" w:after="180"/>
+        <w:shd w:fill="F1F6FC"/>
+      </w:pPr>
+      <w:r>
+        <w:rPr>
+          <w:b w:val="0"/>
+        </w:rPr>
+        <w:t>Improve microphone/</w:t>
+      </w:r>
+      <w:r>
+        <w:rPr>
+          <w:b/>
+        </w:rPr>
+        <w:t>process</w:t>
+      </w:r>
+      <w:r>
+        <w:rPr>
+          <w:b w:val="0"/>
+        </w:rPr>
+        <w:t xml:space="preserve"> testing with consented varied voices and keep a non-voice control so access does not depend on one </w:t>
+      </w:r>
+      <w:r>
+        <w:rPr>
+          <w:b/>
+        </w:rPr>
+        <w:t>input</w:t>
+      </w:r>
+      <w:r>
+        <w:rPr>
+          <w:b w:val="0"/>
+        </w:rPr>
+        <w:t xml:space="preserve"> mode.</w:t>
+      </w:r>
+    </w:p>
+    <w:p>
+      <w:pPr>
+        <w:pStyle w:val="Heading3"/>
+      </w:pPr>
+      <w:r>
+        <w:t>A claim to avoid</w:t>
+      </w:r>
+    </w:p>
+    <w:p>
+      <w:pPr>
+        <w:spacing w:line="336" w:lineRule="auto" w:after="180"/>
+        <w:shd w:fill="FFF5E6"/>
+      </w:pPr>
+      <w:r>
+        <w:rPr>
+          <w:b w:val="0"/>
+        </w:rPr>
+        <w:t xml:space="preserve">DO NOT OVERCLAIM  </w:t>
+      </w:r>
+      <w:r>
+        <w:rPr>
+          <w:b/>
+        </w:rPr>
+        <w:t>Fairness</w:t>
+      </w:r>
+      <w:r>
+        <w:rPr>
+          <w:b w:val="0"/>
+        </w:rPr>
+        <w:t xml:space="preserve"> work should reduce burdens without turning group labels into stereotypes.</w:t>
+      </w:r>
+    </w:p>
+    <w:p>
+      <w:pPr>
+        <w:spacing w:line="336" w:lineRule="auto" w:after="180"/>
+        <w:shd w:fill="F5F1FB"/>
+      </w:pPr>
+      <w:r>
+        <w:rPr>
+          <w:b w:val="0"/>
+        </w:rPr>
+        <w:t xml:space="preserve">What new </w:t>
+      </w:r>
+      <w:r>
+        <w:rPr>
+          <w:b/>
+        </w:rPr>
+        <w:t>evidence</w:t>
+      </w:r>
+      <w:r>
+        <w:rPr>
+          <w:b w:val="0"/>
+        </w:rPr>
+        <w:t xml:space="preserve"> could change this answer?</w:t>
       </w:r>
     </w:p>
     <w:p>
@@ -1639,25 +2765,109 @@
       </w:tr>
     </w:tbl>
     <w:p>
-      <w:r>
-        <w:t>The bright group has twice as many assessed cards as the dim group. Each individual card counts once in the combined result, so add correct counts and assessed counts. Do not simply average the two group percentages and call it the all-card accuracy: that would give each group equal weight despite their different sizes.</w:t>
-      </w:r>
-    </w:p>
-    <w:p>
-      <w:r>
-        <w:t>If the intended task especially needs dim-card performance, inspect that result and gather suitable additional evidence before choosing. An overall leader can still be weaker in a relevant condition. This table alone also does not tell us whether particular mistakes have different consequences. The scoring rule must match the purpose.</w:t>
-      </w:r>
-    </w:p>
-    <w:p>
       <w:pPr>
         <w:pStyle w:val="Heading3"/>
       </w:pPr>
       <w:r>
+        <w:t>Worked explanation · Fair for Whom?</w:t>
+      </w:r>
+    </w:p>
+    <w:p>
+      <w:pPr>
+        <w:spacing w:line="336" w:lineRule="auto" w:after="180"/>
+        <w:shd w:fill="F1F6FC"/>
+      </w:pPr>
+      <w:r>
+        <w:rPr>
+          <w:b w:val="0"/>
+        </w:rPr>
+        <w:t>The bright group has twice as many assessed cards as the dim group. Each individual card counts once in the combined result, so add correct counts and assessed counts.</w:t>
+      </w:r>
+    </w:p>
+    <w:p>
+      <w:pPr>
+        <w:spacing w:line="336" w:lineRule="auto" w:after="180"/>
+        <w:shd w:fill="F1F6FC"/>
+      </w:pPr>
+      <w:r>
+        <w:rPr>
+          <w:b w:val="0"/>
+        </w:rPr>
+        <w:t xml:space="preserve">Do not simply average the two group percentages and call it the all-card </w:t>
+      </w:r>
+      <w:r>
+        <w:rPr>
+          <w:b/>
+        </w:rPr>
+        <w:t>accuracy</w:t>
+      </w:r>
+      <w:r>
+        <w:rPr>
+          <w:b w:val="0"/>
+        </w:rPr>
+        <w:t>: that would give each group equal weight despite their different sizes.</w:t>
+      </w:r>
+    </w:p>
+    <w:p>
+      <w:pPr>
+        <w:pStyle w:val="Heading3"/>
+      </w:pPr>
+      <w:r>
+        <w:t>Worked explanation · Fair for Whom?</w:t>
+      </w:r>
+    </w:p>
+    <w:p>
+      <w:pPr>
+        <w:spacing w:line="336" w:lineRule="auto" w:after="180"/>
+        <w:shd w:fill="F1F6FC"/>
+      </w:pPr>
+      <w:r>
+        <w:rPr>
+          <w:b w:val="0"/>
+        </w:rPr>
+        <w:t xml:space="preserve">If the intended task especially needs dim-card performance, inspect that result and gather suitable additional </w:t>
+      </w:r>
+      <w:r>
+        <w:rPr>
+          <w:b/>
+        </w:rPr>
+        <w:t>evidence</w:t>
+      </w:r>
+      <w:r>
+        <w:rPr>
+          <w:b w:val="0"/>
+        </w:rPr>
+        <w:t xml:space="preserve"> before choosing. An overall leader can still be weaker in a relevant condition.</w:t>
+      </w:r>
+    </w:p>
+    <w:p>
+      <w:pPr>
+        <w:spacing w:line="336" w:lineRule="auto" w:after="180"/>
+        <w:shd w:fill="F1F6FC"/>
+      </w:pPr>
+      <w:r>
+        <w:rPr>
+          <w:b w:val="0"/>
+        </w:rPr>
+        <w:t>This table alone also does not tell us whether particular mistakes have different consequences. The scoring rule must match the purpose.</w:t>
+      </w:r>
+    </w:p>
+    <w:p>
+      <w:pPr>
+        <w:pStyle w:val="Heading3"/>
+      </w:pPr>
+      <w:r>
         <w:t>Learn from the worked case</w:t>
       </w:r>
     </w:p>
     <w:p>
-      <w:r>
+      <w:pPr>
+        <w:spacing w:line="336" w:lineRule="auto" w:after="180"/>
+      </w:pPr>
+      <w:r>
+        <w:rPr>
+          <w:b w:val="0"/>
+        </w:rPr>
         <w:t>Cover the result before checking it. Say what is given, choose the procedure, and follow one step at a time. Then uncover the result and explain your first mismatch. Ask why a step is allowed, not only what number it produces.</w:t>
       </w:r>
     </w:p>
@@ -1670,7 +2880,13 @@
       </w:r>
     </w:p>
     <w:p>
-      <w:r>
+      <w:pPr>
+        <w:spacing w:line="336" w:lineRule="auto" w:after="180"/>
+      </w:pPr>
+      <w:r>
+        <w:rPr>
+          <w:b w:val="0"/>
+        </w:rPr>
         <w:t>A fictional badge reader is evaluated on bright and dim cards with known reference labels.</w:t>
       </w:r>
     </w:p>
@@ -1683,12 +2899,42 @@
       </w:r>
     </w:p>
     <w:p>
-      <w:r>
+      <w:pPr>
+        <w:pStyle w:val="Heading3"/>
+      </w:pPr>
+      <w:r>
+        <w:t>Supplied facts</w:t>
+      </w:r>
+    </w:p>
+    <w:p>
+      <w:pPr>
+        <w:spacing w:line="336" w:lineRule="auto" w:after="180"/>
+        <w:shd w:fill="F1F6FC"/>
+      </w:pPr>
+      <w:r>
+        <w:rPr>
+          <w:b w:val="0"/>
+        </w:rPr>
         <w:t>Version M is correct on 9 of 10 bright cards and 3 of 6 dim cards.</w:t>
       </w:r>
     </w:p>
     <w:p>
-      <w:r>
+      <w:pPr>
+        <w:pStyle w:val="Heading3"/>
+      </w:pPr>
+      <w:r>
+        <w:t>Supplied facts</w:t>
+      </w:r>
+    </w:p>
+    <w:p>
+      <w:pPr>
+        <w:spacing w:line="336" w:lineRule="auto" w:after="180"/>
+        <w:shd w:fill="F1F6FC"/>
+      </w:pPr>
+      <w:r>
+        <w:rPr>
+          <w:b w:val="0"/>
+        </w:rPr>
         <w:t>Version N uses the same cards: 8 of 10 bright and 5 of 6 dim correct.</w:t>
       </w:r>
     </w:p>
@@ -1910,30 +3156,138 @@
       </w:r>
     </w:p>
     <w:p>
-      <w:r>
-        <w:t>Adding correct counts and denominators weights each tested card once. Averaging 90% and 50% would incorrectly give unequal groups equal size in the all-card rate. The group breakdown reveals a trade-off hidden by the total. Decide what matters with the relevant users rather than announcing that one number proves fairness.</w:t>
-      </w:r>
-    </w:p>
-    <w:p>
       <w:pPr>
         <w:pStyle w:val="Heading3"/>
       </w:pPr>
       <w:r>
+        <w:t>Why the result follows</w:t>
+      </w:r>
+    </w:p>
+    <w:p>
+      <w:pPr>
+        <w:spacing w:line="336" w:lineRule="auto" w:after="180"/>
+        <w:shd w:fill="F1F6FC"/>
+      </w:pPr>
+      <w:r>
+        <w:rPr>
+          <w:b w:val="0"/>
+        </w:rPr>
+        <w:t xml:space="preserve">Adding correct counts and </w:t>
+      </w:r>
+      <w:r>
+        <w:rPr>
+          <w:b/>
+        </w:rPr>
+        <w:t>denominator</w:t>
+      </w:r>
+      <w:r>
+        <w:rPr>
+          <w:b w:val="0"/>
+        </w:rPr>
+        <w:t>s weights each tested card once. Averaging 90% and 50% would incorrectly give unequal groups equal size in the all-card rate. The group breakdown reveals a trade-off hidden by the total.</w:t>
+      </w:r>
+    </w:p>
+    <w:p>
+      <w:pPr>
+        <w:spacing w:line="336" w:lineRule="auto" w:after="180"/>
+        <w:shd w:fill="F1F6FC"/>
+      </w:pPr>
+      <w:r>
+        <w:rPr>
+          <w:b w:val="0"/>
+        </w:rPr>
+        <w:t xml:space="preserve">Decide what matters with the relevant users rather than announcing that one number proves </w:t>
+      </w:r>
+      <w:r>
+        <w:rPr>
+          <w:b/>
+        </w:rPr>
+        <w:t>fairness</w:t>
+      </w:r>
+      <w:r>
+        <w:rPr>
+          <w:b w:val="0"/>
+        </w:rPr>
+        <w:t>.</w:t>
+      </w:r>
+    </w:p>
+    <w:p>
+      <w:pPr>
+        <w:pStyle w:val="Heading3"/>
+      </w:pPr>
+      <w:r>
         <w:t>What this example does not establish</w:t>
       </w:r>
     </w:p>
     <w:p>
-      <w:r>
-        <w:t>Six dim cards supply limited evidence; these descriptive rates do not prove a system is fair for all users.</w:t>
-      </w:r>
-    </w:p>
-    <w:p>
-      <w:r>
+      <w:pPr>
+        <w:pStyle w:val="Heading3"/>
+      </w:pPr>
+      <w:r>
+        <w:t>Keep the stated limit</w:t>
+      </w:r>
+    </w:p>
+    <w:p>
+      <w:pPr>
+        <w:spacing w:line="336" w:lineRule="auto" w:after="180"/>
+        <w:shd w:fill="FFF5E6"/>
+      </w:pPr>
+      <w:r>
+        <w:rPr>
+          <w:b w:val="0"/>
+        </w:rPr>
+        <w:t xml:space="preserve">Six dim cards supply limited </w:t>
+      </w:r>
+      <w:r>
+        <w:rPr>
+          <w:b/>
+        </w:rPr>
+        <w:t>evidence</w:t>
+      </w:r>
+      <w:r>
+        <w:rPr>
+          <w:b w:val="0"/>
+        </w:rPr>
+        <w:t>; these descriptive rates do not prove a system is fair for all users.</w:t>
+      </w:r>
+    </w:p>
+    <w:p>
+      <w:pPr>
+        <w:pStyle w:val="Heading3"/>
+      </w:pPr>
+      <w:r>
+        <w:t>Keep the stated limit</w:t>
+      </w:r>
+    </w:p>
+    <w:p>
+      <w:pPr>
+        <w:spacing w:line="336" w:lineRule="auto" w:after="180"/>
+        <w:shd w:fill="FFF5E6"/>
+      </w:pPr>
+      <w:r>
+        <w:rPr>
+          <w:b w:val="0"/>
+        </w:rPr>
         <w:t>Read the labelled picture: Which group loses performance under N, and can total improvement erase that fact?</w:t>
       </w:r>
     </w:p>
     <w:p>
-      <w:r>
+      <w:pPr>
+        <w:pStyle w:val="Heading3"/>
+      </w:pPr>
+      <w:r>
+        <w:t>Keep the stated limit</w:t>
+      </w:r>
+    </w:p>
+    <w:p>
+      <w:pPr>
+        <w:spacing w:line="336" w:lineRule="auto" w:after="180"/>
+        <w:shd w:fill="FFF5E6"/>
+      </w:pPr>
+      <w:r>
+        <w:rPr>
+          <w:b w:val="0"/>
+        </w:rPr>
         <w:t>Change one thing: Give bright and dim groups equal weight as an explicitly different metric. Predict the result before checking the explanation. What remains the same?</w:t>
       </w:r>
     </w:p>
@@ -1947,6 +3301,17 @@
     </w:p>
     <w:p>
       <w:r>
+        <w:t>Find the unsupported step in the Fair for Whom? claim and explain a repair using the supplied evidence.</w:t>
+      </w:r>
+    </w:p>
+    <w:p>
+      <w:pPr>
+        <w:spacing w:line="336" w:lineRule="auto" w:after="180"/>
+      </w:pPr>
+      <w:r>
+        <w:rPr>
+          <w:b/>
+        </w:rPr>
         <w:t>COMPARE</w:t>
       </w:r>
     </w:p>
@@ -1959,7 +3324,13 @@
       </w:r>
     </w:p>
     <w:p>
-      <w:r>
+      <w:pPr>
+        <w:spacing w:line="336" w:lineRule="auto" w:after="180"/>
+      </w:pPr>
+      <w:r>
+        <w:rPr>
+          <w:b w:val="0"/>
+        </w:rPr>
         <w:t>A comparison helps reveal the true concept boundary.</w:t>
       </w:r>
     </w:p>
@@ -2147,53 +3518,248 @@
       </w:r>
     </w:p>
     <w:p>
-      <w:r>
-        <w:t>CLAIM A  Good overall accuracy proves fairness.</w:t>
-      </w:r>
-    </w:p>
-    <w:p>
-      <w:r>
+      <w:pPr>
+        <w:pStyle w:val="Heading3"/>
+      </w:pPr>
+      <w:r>
+        <w:t>Challenge claim A</w:t>
+      </w:r>
+    </w:p>
+    <w:p>
+      <w:pPr>
+        <w:spacing w:line="336" w:lineRule="auto" w:after="180"/>
+        <w:shd w:fill="F5F1FB"/>
+      </w:pPr>
+      <w:r>
+        <w:rPr>
+          <w:b w:val="0"/>
+        </w:rPr>
+        <w:t xml:space="preserve">CLAIM A  Good overall </w:t>
+      </w:r>
+      <w:r>
+        <w:rPr>
+          <w:b/>
+        </w:rPr>
+        <w:t>accuracy</w:t>
+      </w:r>
+      <w:r>
+        <w:rPr>
+          <w:b w:val="0"/>
+        </w:rPr>
+        <w:t xml:space="preserve"> proves </w:t>
+      </w:r>
+      <w:r>
+        <w:rPr>
+          <w:b/>
+        </w:rPr>
+        <w:t>fairness</w:t>
+      </w:r>
+      <w:r>
+        <w:rPr>
+          <w:b w:val="0"/>
+        </w:rPr>
+        <w:t>.</w:t>
+      </w:r>
+    </w:p>
+    <w:p>
+      <w:pPr>
+        <w:spacing w:line="336" w:lineRule="auto" w:after="180"/>
+      </w:pPr>
+      <w:r>
+        <w:rPr>
+          <w:b w:val="0"/>
+        </w:rPr>
         <w:t>Repair:</w:t>
       </w:r>
     </w:p>
     <w:p>
-      <w:r>
-        <w:t>CLAIM B  Fairness means every group must have identical data or outcomes in every situation.</w:t>
-      </w:r>
-    </w:p>
-    <w:p>
-      <w:r>
+      <w:pPr>
+        <w:pStyle w:val="Heading3"/>
+      </w:pPr>
+      <w:r>
+        <w:t>Challenge claim B</w:t>
+      </w:r>
+    </w:p>
+    <w:p>
+      <w:pPr>
+        <w:spacing w:line="336" w:lineRule="auto" w:after="180"/>
+        <w:shd w:fill="F5F1FB"/>
+      </w:pPr>
+      <w:r>
+        <w:rPr>
+          <w:b w:val="0"/>
+        </w:rPr>
+        <w:t xml:space="preserve">CLAIM B  </w:t>
+      </w:r>
+      <w:r>
+        <w:rPr>
+          <w:b/>
+        </w:rPr>
+        <w:t>Fairness</w:t>
+      </w:r>
+      <w:r>
+        <w:rPr>
+          <w:b w:val="0"/>
+        </w:rPr>
+        <w:t xml:space="preserve"> means every group must have identical data or outcomes in every situation.</w:t>
+      </w:r>
+    </w:p>
+    <w:p>
+      <w:pPr>
+        <w:spacing w:line="336" w:lineRule="auto" w:after="180"/>
+      </w:pPr>
+      <w:r>
+        <w:rPr>
+          <w:b w:val="0"/>
+        </w:rPr>
         <w:t>Repair:</w:t>
       </w:r>
     </w:p>
     <w:p>
-      <w:r>
-        <w:t>STRONG ANSWER FRAME  I claim ______ because the evidence shows ______. The process is ______. One limit is ______.</w:t>
-      </w:r>
-    </w:p>
-    <w:p>
       <w:pPr>
         <w:pStyle w:val="Heading3"/>
       </w:pPr>
       <w:r>
+        <w:t>A frame for explaining</w:t>
+      </w:r>
+    </w:p>
+    <w:p>
+      <w:pPr>
+        <w:spacing w:line="336" w:lineRule="auto" w:after="180"/>
+        <w:shd w:fill="F1F6FC"/>
+      </w:pPr>
+      <w:r>
+        <w:rPr>
+          <w:b w:val="0"/>
+        </w:rPr>
+        <w:t xml:space="preserve">STRONG ANSWER FRAME  I claim ______ because the </w:t>
+      </w:r>
+      <w:r>
+        <w:rPr>
+          <w:b/>
+        </w:rPr>
+        <w:t>evidence</w:t>
+      </w:r>
+      <w:r>
+        <w:rPr>
+          <w:b w:val="0"/>
+        </w:rPr>
+        <w:t xml:space="preserve"> shows ______. The </w:t>
+      </w:r>
+      <w:r>
+        <w:rPr>
+          <w:b/>
+        </w:rPr>
+        <w:t>process</w:t>
+      </w:r>
+      <w:r>
+        <w:rPr>
+          <w:b w:val="0"/>
+        </w:rPr>
+        <w:t xml:space="preserve"> is ______. One limit is ______.</w:t>
+      </w:r>
+    </w:p>
+    <w:p>
+      <w:pPr>
+        <w:pStyle w:val="Heading3"/>
+      </w:pPr>
+      <w:r>
         <w:t>A closer explanation</w:t>
       </w:r>
     </w:p>
     <w:p>
-      <w:r>
-        <w:t>A useful performance statement gives the correct count, assessed count, missing count and evaluation conditions. For A: 9/12 correct, no missing outcomes, on the shared test of 8 bright and 4 dim cards. Follow it with the important contrast: 8/8 bright and 1/4 dim. Percentages are optional shorthand, not replacements for these counts.</w:t>
-      </w:r>
-    </w:p>
-    <w:p>
-      <w:r>
-        <w:t>A score of 3/4 and a score of 75/100 are equal proportions, but they describe different quantities of evidence if they come from different tests. The collection method and case coverage still matter. Neither fraction is an individual prediction confidence or a guarantee about the next case.</w:t>
-      </w:r>
-    </w:p>
-    <w:p>
       <w:pPr>
         <w:pStyle w:val="Heading3"/>
       </w:pPr>
       <w:r>
+        <w:t>Check the claim against the facts</w:t>
+      </w:r>
+    </w:p>
+    <w:p>
+      <w:pPr>
+        <w:spacing w:line="336" w:lineRule="auto" w:after="180"/>
+        <w:shd w:fill="FFF5E6"/>
+      </w:pPr>
+      <w:r>
+        <w:rPr>
+          <w:b w:val="0"/>
+        </w:rPr>
+        <w:t>A useful performance statement gives the correct count, assessed count, missing count and evaluation conditions. For A: 9/12 correct, no missing outcomes, on the shared test of 8 bright and 4 dim cards.</w:t>
+      </w:r>
+    </w:p>
+    <w:p>
+      <w:pPr>
+        <w:spacing w:line="336" w:lineRule="auto" w:after="180"/>
+        <w:shd w:fill="FFF5E6"/>
+      </w:pPr>
+      <w:r>
+        <w:rPr>
+          <w:b w:val="0"/>
+        </w:rPr>
+        <w:t>Follow it with the important contrast: 8/8 bright and 1/4 dim. Percentages are optional shorthand, not replacements for these counts.</w:t>
+      </w:r>
+    </w:p>
+    <w:p>
+      <w:pPr>
+        <w:pStyle w:val="Heading3"/>
+      </w:pPr>
+      <w:r>
+        <w:t>Check the claim against the facts</w:t>
+      </w:r>
+    </w:p>
+    <w:p>
+      <w:pPr>
+        <w:spacing w:line="336" w:lineRule="auto" w:after="180"/>
+        <w:shd w:fill="FFF5E6"/>
+      </w:pPr>
+      <w:r>
+        <w:rPr>
+          <w:b w:val="0"/>
+        </w:rPr>
+        <w:t xml:space="preserve">A score of 3/4 and a score of 75/100 are equal proportions, but they describe different quantities of </w:t>
+      </w:r>
+      <w:r>
+        <w:rPr>
+          <w:b/>
+        </w:rPr>
+        <w:t>evidence</w:t>
+      </w:r>
+      <w:r>
+        <w:rPr>
+          <w:b w:val="0"/>
+        </w:rPr>
+        <w:t xml:space="preserve"> if they come from different tests. The collection method and case coverage still matter.</w:t>
+      </w:r>
+    </w:p>
+    <w:p>
+      <w:pPr>
+        <w:spacing w:line="336" w:lineRule="auto" w:after="180"/>
+        <w:shd w:fill="FFF5E6"/>
+      </w:pPr>
+      <w:r>
+        <w:rPr>
+          <w:b w:val="0"/>
+        </w:rPr>
+        <w:t xml:space="preserve">Neither fraction is an individual </w:t>
+      </w:r>
+      <w:r>
+        <w:rPr>
+          <w:b/>
+        </w:rPr>
+        <w:t>prediction</w:t>
+      </w:r>
+      <w:r>
+        <w:rPr>
+          <w:b w:val="0"/>
+        </w:rPr>
+        <w:t xml:space="preserve"> confidence or a guarantee about the next case.</w:t>
+      </w:r>
+    </w:p>
+    <w:p>
+      <w:pPr>
+        <w:pStyle w:val="Heading3"/>
+      </w:pPr>
+      <w:r>
         <w:t>A system has 2 correct of 2 in one group and 4 correct of 8 in another. Write the combined correct and assessed counts. Explain why averaging 100% and 50% would answer a different question</w:t>
       </w:r>
     </w:p>
@@ -2227,6 +3793,17 @@
     </w:p>
     <w:p>
       <w:r>
+        <w:t>Practise Fair for Whom? with support, then explain the deciding step in your own words.</w:t>
+      </w:r>
+    </w:p>
+    <w:p>
+      <w:pPr>
+        <w:spacing w:line="336" w:lineRule="auto" w:after="180"/>
+      </w:pPr>
+      <w:r>
+        <w:rPr>
+          <w:b/>
+        </w:rPr>
         <w:t>GUIDED PRACTICE</w:t>
       </w:r>
     </w:p>
@@ -2239,7 +3816,13 @@
       </w:r>
     </w:p>
     <w:p>
-      <w:r>
+      <w:pPr>
+        <w:spacing w:line="336" w:lineRule="auto" w:after="180"/>
+      </w:pPr>
+      <w:r>
+        <w:rPr>
+          <w:b w:val="0"/>
+        </w:rPr>
         <w:t>Use support now so you can succeed independently later.</w:t>
       </w:r>
     </w:p>
@@ -2280,46 +3863,204 @@
       </w:r>
     </w:p>
     <w:p>
-      <w:r>
-        <w:t>Explain how the picture story demonstrates this idea: Fairness requires checking outcomes for different users and situations.</w:t>
-      </w:r>
-    </w:p>
-    <w:p>
-      <w:r>
-        <w:t>Use a fresh example to explain fairness.</w:t>
-      </w:r>
-    </w:p>
-    <w:p>
-      <w:r>
-        <w:t>Trace a new input → process → output example.</w:t>
-      </w:r>
-    </w:p>
-    <w:p>
-      <w:r>
-        <w:t>Find and repair the error in: Fairness means every group must have identical data or outcomes in every situation.</w:t>
-      </w:r>
-    </w:p>
-    <w:p>
-      <w:r>
+      <w:pPr>
+        <w:spacing w:line="336" w:lineRule="auto" w:after="180"/>
+      </w:pPr>
+      <w:r>
+        <w:rPr>
+          <w:b w:val="0"/>
+        </w:rPr>
+        <w:t xml:space="preserve">Explain how the picture story demonstrates this idea: </w:t>
+      </w:r>
+      <w:r>
+        <w:rPr>
+          <w:b/>
+        </w:rPr>
+        <w:t>Fairness</w:t>
+      </w:r>
+      <w:r>
+        <w:rPr>
+          <w:b w:val="0"/>
+        </w:rPr>
+        <w:t xml:space="preserve"> requires checking outcomes for different users and situations.</w:t>
+      </w:r>
+    </w:p>
+    <w:p>
+      <w:pPr>
+        <w:spacing w:line="336" w:lineRule="auto" w:after="180"/>
+      </w:pPr>
+      <w:r>
+        <w:rPr>
+          <w:b w:val="0"/>
+        </w:rPr>
+        <w:t xml:space="preserve">Use a fresh example to explain </w:t>
+      </w:r>
+      <w:r>
+        <w:rPr>
+          <w:b/>
+        </w:rPr>
+        <w:t>fairness</w:t>
+      </w:r>
+      <w:r>
+        <w:rPr>
+          <w:b w:val="0"/>
+        </w:rPr>
+        <w:t>.</w:t>
+      </w:r>
+    </w:p>
+    <w:p>
+      <w:pPr>
+        <w:spacing w:line="336" w:lineRule="auto" w:after="180"/>
+      </w:pPr>
+      <w:r>
+        <w:rPr>
+          <w:b w:val="0"/>
+        </w:rPr>
+        <w:t xml:space="preserve">Trace a new </w:t>
+      </w:r>
+      <w:r>
+        <w:rPr>
+          <w:b/>
+        </w:rPr>
+        <w:t>input</w:t>
+      </w:r>
+      <w:r>
+        <w:rPr>
+          <w:b w:val="0"/>
+        </w:rPr>
+        <w:t xml:space="preserve"> → </w:t>
+      </w:r>
+      <w:r>
+        <w:rPr>
+          <w:b/>
+        </w:rPr>
+        <w:t>process</w:t>
+      </w:r>
+      <w:r>
+        <w:rPr>
+          <w:b w:val="0"/>
+        </w:rPr>
+        <w:t xml:space="preserve"> → </w:t>
+      </w:r>
+      <w:r>
+        <w:rPr>
+          <w:b/>
+        </w:rPr>
+        <w:t>output</w:t>
+      </w:r>
+      <w:r>
+        <w:rPr>
+          <w:b w:val="0"/>
+        </w:rPr>
+        <w:t xml:space="preserve"> example.</w:t>
+      </w:r>
+    </w:p>
+    <w:p>
+      <w:pPr>
+        <w:spacing w:line="336" w:lineRule="auto" w:after="180"/>
+      </w:pPr>
+      <w:r>
+        <w:rPr>
+          <w:b w:val="0"/>
+        </w:rPr>
+        <w:t xml:space="preserve">Find and repair the error in: </w:t>
+      </w:r>
+      <w:r>
+        <w:rPr>
+          <w:b/>
+        </w:rPr>
+        <w:t>Fairness</w:t>
+      </w:r>
+      <w:r>
+        <w:rPr>
+          <w:b w:val="0"/>
+        </w:rPr>
+        <w:t xml:space="preserve"> means every group must have identical data or outcomes in every situation.</w:t>
+      </w:r>
+    </w:p>
+    <w:p>
+      <w:pPr>
+        <w:spacing w:line="336" w:lineRule="auto" w:after="180"/>
+      </w:pPr>
+      <w:r>
+        <w:rPr>
+          <w:b w:val="0"/>
+        </w:rPr>
         <w:t>Invent one edge case and name the safe response.</w:t>
       </w:r>
     </w:p>
     <w:p>
-      <w:r>
-        <w:t>PARTNER CHECK  Point to the evidence. Do not accept an answer that only repeats the vocabulary word.</w:t>
-      </w:r>
-    </w:p>
-    <w:p>
       <w:pPr>
         <w:pStyle w:val="Heading3"/>
       </w:pPr>
       <w:r>
+        <w:t>Check with a partner</w:t>
+      </w:r>
+    </w:p>
+    <w:p>
+      <w:pPr>
+        <w:spacing w:line="336" w:lineRule="auto" w:after="180"/>
+        <w:shd w:fill="F5F1FB"/>
+      </w:pPr>
+      <w:r>
+        <w:rPr>
+          <w:b w:val="0"/>
+        </w:rPr>
+        <w:t xml:space="preserve">PARTNER CHECK  Point to the </w:t>
+      </w:r>
+      <w:r>
+        <w:rPr>
+          <w:b/>
+        </w:rPr>
+        <w:t>evidence</w:t>
+      </w:r>
+      <w:r>
+        <w:rPr>
+          <w:b w:val="0"/>
+        </w:rPr>
+        <w:t>. Do not accept an answer that only repeats the vocabulary word.</w:t>
+      </w:r>
+    </w:p>
+    <w:p>
+      <w:pPr>
+        <w:pStyle w:val="Heading3"/>
+      </w:pPr>
+      <w:r>
         <w:t>A closer explanation</w:t>
       </w:r>
     </w:p>
     <w:p>
-      <w:r>
-        <w:t>A third version C is run on the same 12 cards, but two results are lost before they can be judged. Among its 10 assessed outcomes, 9 are correct and 1 is wrong: 9/10 = 90% assessed accuracy, with 2 outcomes unassessed. Do not call this 90% on all 12. Its assessed subset differs from A and B, so the headline fractions do not give the same complete-case comparison.</w:t>
+      <w:pPr>
+        <w:spacing w:line="336" w:lineRule="auto" w:after="180"/>
+      </w:pPr>
+      <w:r>
+        <w:rPr>
+          <w:b w:val="0"/>
+        </w:rPr>
+        <w:t xml:space="preserve">A third version C is run on the same 12 cards, but two results are lost before they can be judged. Among its 10 assessed outcomes, 9 are correct and 1 is wrong: 9/10 = 90% assessed </w:t>
+      </w:r>
+      <w:r>
+        <w:rPr>
+          <w:b/>
+        </w:rPr>
+        <w:t>accuracy</w:t>
+      </w:r>
+      <w:r>
+        <w:rPr>
+          <w:b w:val="0"/>
+        </w:rPr>
+        <w:t>, with 2 outcomes unassessed.</w:t>
+      </w:r>
+    </w:p>
+    <w:p>
+      <w:pPr>
+        <w:spacing w:line="336" w:lineRule="auto" w:after="180"/>
+      </w:pPr>
+      <w:r>
+        <w:rPr>
+          <w:b w:val="0"/>
+        </w:rPr>
+        <w:t>Do not call this 90% on all 12. Its assessed subset differs from A and B, so the headline fractions do not give the same complete-case comparison.</w:t>
       </w:r>
     </w:p>
     <w:p>
@@ -2366,8 +4107,36 @@
       </w:r>
     </w:p>
     <w:p>
-      <w:r>
-        <w:t>Recover and assess the two lost results if possible, without changing the versions. Another clearly labelled comparison can use the exact same cases with known outcomes for every version; disclose which cases it excludes and why. The current totals do not tell us how A performed on C’s ten assessed cases. Never invent that subset score.</w:t>
+      <w:pPr>
+        <w:spacing w:line="336" w:lineRule="auto" w:after="180"/>
+      </w:pPr>
+      <w:r>
+        <w:rPr>
+          <w:b w:val="0"/>
+        </w:rPr>
+        <w:t>Recover and assess the two lost results if possible, without changing the versions.</w:t>
+      </w:r>
+    </w:p>
+    <w:p>
+      <w:pPr>
+        <w:spacing w:line="336" w:lineRule="auto" w:after="180"/>
+      </w:pPr>
+      <w:r>
+        <w:rPr>
+          <w:b w:val="0"/>
+        </w:rPr>
+        <w:t>Another clearly labelled comparison can use the exact same cases with known outcomes for every version; disclose which cases it excludes and why. The current totals do not tell us how A performed on C’s ten assessed cases.</w:t>
+      </w:r>
+    </w:p>
+    <w:p>
+      <w:pPr>
+        <w:spacing w:line="336" w:lineRule="auto" w:after="180"/>
+      </w:pPr>
+      <w:r>
+        <w:rPr>
+          <w:b w:val="0"/>
+        </w:rPr>
+        <w:t>Never invent that subset score.</w:t>
       </w:r>
     </w:p>
     <w:p>
@@ -2379,8 +4148,26 @@
       </w:r>
     </w:p>
     <w:p>
-      <w:r>
-        <w:t>Use workbook W2 for the connected example “Fractions and performance comparisons”. First fill the input and rule boxes. Try the middle steps before asking for a hint. After a hint, try the next step yourself.</w:t>
+      <w:pPr>
+        <w:spacing w:line="336" w:lineRule="auto" w:after="180"/>
+      </w:pPr>
+      <w:r>
+        <w:rPr>
+          <w:b w:val="0"/>
+        </w:rPr>
+        <w:t xml:space="preserve">Use workbook W2 for the connected example “Fractions and performance comparisons”. First fill the </w:t>
+      </w:r>
+      <w:r>
+        <w:rPr>
+          <w:b/>
+        </w:rPr>
+        <w:t>input</w:t>
+      </w:r>
+      <w:r>
+        <w:rPr>
+          <w:b w:val="0"/>
+        </w:rPr>
+        <w:t xml:space="preserve"> and rule boxes. Try the middle steps before asking for a hint. After a hint, try the next step yourself.</w:t>
       </w:r>
     </w:p>
     <w:tbl>
@@ -2463,7 +4250,13 @@
       </w:tr>
     </w:tbl>
     <w:p>
-      <w:r>
+      <w:pPr>
+        <w:spacing w:line="336" w:lineRule="auto" w:after="180"/>
+      </w:pPr>
+      <w:r>
+        <w:rPr>
+          <w:b w:val="0"/>
+        </w:rPr>
         <w:t>Explain your trace to a partner. Your partner points to one step to check. Swap roles on the next case. Each person writes their own explanation.</w:t>
       </w:r>
     </w:p>
@@ -2476,12 +4269,47 @@
       </w:r>
     </w:p>
     <w:p>
-      <w:r>
-        <w:t>Use the worked case for Fractions and performance comparisons. Proposed explanation: “Only correct cases belong in the denominator”. Decide whether this explanation is supported. Point to the step or supplied fact that decides; explain your repair if needed.</w:t>
-      </w:r>
-    </w:p>
-    <w:p>
-      <w:r>
+      <w:pPr>
+        <w:spacing w:line="336" w:lineRule="auto" w:after="180"/>
+      </w:pPr>
+      <w:r>
+        <w:rPr>
+          <w:b w:val="0"/>
+        </w:rPr>
+        <w:t xml:space="preserve">Use the worked case for Fractions and performance comparisons. Proposed explanation: “Only correct cases belong in the </w:t>
+      </w:r>
+      <w:r>
+        <w:rPr>
+          <w:b/>
+        </w:rPr>
+        <w:t>denominator</w:t>
+      </w:r>
+      <w:r>
+        <w:rPr>
+          <w:b w:val="0"/>
+        </w:rPr>
+        <w:t>”. Decide whether this explanation is supported.</w:t>
+      </w:r>
+    </w:p>
+    <w:p>
+      <w:pPr>
+        <w:spacing w:line="336" w:lineRule="auto" w:after="180"/>
+      </w:pPr>
+      <w:r>
+        <w:rPr>
+          <w:b w:val="0"/>
+        </w:rPr>
+        <w:t>Point to the step or supplied fact that decides; explain your repair if needed.</w:t>
+      </w:r>
+    </w:p>
+    <w:p>
+      <w:pPr>
+        <w:spacing w:line="336" w:lineRule="auto" w:after="180"/>
+      </w:pPr>
+      <w:r>
+        <w:rPr>
+          <w:b w:val="0"/>
+        </w:rPr>
         <w:t>Answer on your own before discussion. If you are unsure, say which step you need help with.</w:t>
       </w:r>
     </w:p>
@@ -2494,7 +4322,14 @@
       </w:r>
     </w:p>
     <w:p>
-      <w:r>
+      <w:pPr>
+        <w:spacing w:line="336" w:lineRule="auto" w:after="180"/>
+        <w:shd w:fill="F5F1FB"/>
+      </w:pPr>
+      <w:r>
+        <w:rPr>
+          <w:b w:val="0"/>
+        </w:rPr>
         <w:t>Which group loses performance under N, and can total improvement erase that fact?</w:t>
       </w:r>
     </w:p>
@@ -2527,7 +4362,13 @@
       </w:r>
     </w:p>
     <w:p>
-      <w:r>
+      <w:pPr>
+        <w:spacing w:line="336" w:lineRule="auto" w:after="180"/>
+      </w:pPr>
+      <w:r>
+        <w:rPr>
+          <w:b w:val="0"/>
+        </w:rPr>
         <w:t>This is supported practice. Keep the separately named independent case for an attempt before feedback.</w:t>
       </w:r>
     </w:p>
@@ -2541,6 +4382,17 @@
     </w:p>
     <w:p>
       <w:r>
+        <w:t>Investigate Fair for Whom?. Record the prediction, actual observation or labelled paper trace, explanation and next test separately.</w:t>
+      </w:r>
+    </w:p>
+    <w:p>
+      <w:pPr>
+        <w:spacing w:line="336" w:lineRule="auto" w:after="180"/>
+      </w:pPr>
+      <w:r>
+        <w:rPr>
+          <w:b/>
+        </w:rPr>
         <w:t>EXPLORER LAB</w:t>
       </w:r>
     </w:p>
@@ -2553,8 +4405,26 @@
       </w:r>
     </w:p>
     <w:p>
-      <w:r>
-        <w:t>Predict first, test honestly, and explain what the evidence means.</w:t>
+      <w:pPr>
+        <w:spacing w:line="336" w:lineRule="auto" w:after="180"/>
+      </w:pPr>
+      <w:r>
+        <w:rPr>
+          <w:b w:val="0"/>
+        </w:rPr>
+        <w:t xml:space="preserve">Predict first, test honestly, and explain what the </w:t>
+      </w:r>
+      <w:r>
+        <w:rPr>
+          <w:b/>
+        </w:rPr>
+        <w:t>evidence</w:t>
+      </w:r>
+      <w:r>
+        <w:rPr>
+          <w:b w:val="0"/>
+        </w:rPr>
+        <w:t xml:space="preserve"> means.</w:t>
       </w:r>
     </w:p>
     <w:p>
@@ -2594,27 +4464,126 @@
       </w:r>
     </w:p>
     <w:p>
-      <w:r>
-        <w:t>State your prediction before the result is known.</w:t>
-      </w:r>
-    </w:p>
-    <w:p>
-      <w:r>
+      <w:pPr>
+        <w:pStyle w:val="Heading3"/>
+      </w:pPr>
+      <w:r>
+        <w:t>1. Predict</w:t>
+      </w:r>
+    </w:p>
+    <w:p>
+      <w:pPr>
+        <w:spacing w:line="336" w:lineRule="auto" w:after="180"/>
+        <w:shd w:fill="F4F9FC"/>
+      </w:pPr>
+      <w:r>
+        <w:rPr>
+          <w:b w:val="0"/>
+        </w:rPr>
+        <w:t xml:space="preserve">State your </w:t>
+      </w:r>
+      <w:r>
+        <w:rPr>
+          <w:b/>
+        </w:rPr>
+        <w:t>prediction</w:t>
+      </w:r>
+      <w:r>
+        <w:rPr>
+          <w:b w:val="0"/>
+        </w:rPr>
+        <w:t xml:space="preserve"> before the result is known.</w:t>
+      </w:r>
+    </w:p>
+    <w:p>
+      <w:pPr>
+        <w:pStyle w:val="Heading3"/>
+      </w:pPr>
+      <w:r>
+        <w:t>2. Investigate</w:t>
+      </w:r>
+    </w:p>
+    <w:p>
+      <w:pPr>
+        <w:spacing w:line="336" w:lineRule="auto" w:after="180"/>
+        <w:shd w:fill="F4F9FC"/>
+      </w:pPr>
+      <w:r>
+        <w:rPr>
+          <w:b w:val="0"/>
+        </w:rPr>
         <w:t>Complete the task: Run a voice-game test for quiet and loud speakers.</w:t>
       </w:r>
     </w:p>
     <w:p>
-      <w:r>
+      <w:pPr>
+        <w:pStyle w:val="Heading3"/>
+      </w:pPr>
+      <w:r>
+        <w:t>3. Compare cases</w:t>
+      </w:r>
+    </w:p>
+    <w:p>
+      <w:pPr>
+        <w:spacing w:line="336" w:lineRule="auto" w:after="180"/>
+        <w:shd w:fill="F4F9FC"/>
+      </w:pPr>
+      <w:r>
+        <w:rPr>
+          <w:b w:val="0"/>
+        </w:rPr>
         <w:t>Keep a normal case and an edge case clearly separated.</w:t>
       </w:r>
     </w:p>
     <w:p>
-      <w:r>
-        <w:t>Record what happened—even when it does not match your prediction.</w:t>
-      </w:r>
-    </w:p>
-    <w:p>
-      <w:r>
+      <w:pPr>
+        <w:pStyle w:val="Heading3"/>
+      </w:pPr>
+      <w:r>
+        <w:t>4. Record honestly</w:t>
+      </w:r>
+    </w:p>
+    <w:p>
+      <w:pPr>
+        <w:spacing w:line="336" w:lineRule="auto" w:after="180"/>
+        <w:shd w:fill="F4F9FC"/>
+      </w:pPr>
+      <w:r>
+        <w:rPr>
+          <w:b w:val="0"/>
+        </w:rPr>
+        <w:t xml:space="preserve">Record what happened—even when it does not match your </w:t>
+      </w:r>
+      <w:r>
+        <w:rPr>
+          <w:b/>
+        </w:rPr>
+        <w:t>prediction</w:t>
+      </w:r>
+      <w:r>
+        <w:rPr>
+          <w:b w:val="0"/>
+        </w:rPr>
+        <w:t>.</w:t>
+      </w:r>
+    </w:p>
+    <w:p>
+      <w:pPr>
+        <w:pStyle w:val="Heading3"/>
+      </w:pPr>
+      <w:r>
+        <w:t>5. Explain and plan the next test</w:t>
+      </w:r>
+    </w:p>
+    <w:p>
+      <w:pPr>
+        <w:spacing w:line="336" w:lineRule="auto" w:after="180"/>
+        <w:shd w:fill="F4F9FC"/>
+      </w:pPr>
+      <w:r>
+        <w:rPr>
+          <w:b w:val="0"/>
+        </w:rPr>
         <w:t>Explain the result, one limitation, and the next useful test.</w:t>
       </w:r>
     </w:p>
@@ -2749,7 +4718,22 @@
       </w:tr>
     </w:tbl>
     <w:p>
-      <w:r>
+      <w:pPr>
+        <w:pStyle w:val="Heading3"/>
+      </w:pPr>
+      <w:r>
+        <w:t>Use a fresh case after support</w:t>
+      </w:r>
+    </w:p>
+    <w:p>
+      <w:pPr>
+        <w:spacing w:line="336" w:lineRule="auto" w:after="180"/>
+        <w:shd w:fill="FFF5E6"/>
+      </w:pPr>
+      <w:r>
+        <w:rPr>
+          <w:b w:val="0"/>
+        </w:rPr>
         <w:t>INDEPENDENCE  After support is removed, repeat the proof with a fresh case.</w:t>
       </w:r>
     </w:p>
@@ -2762,7 +4746,13 @@
       </w:r>
     </w:p>
     <w:p>
-      <w:r>
+      <w:pPr>
+        <w:spacing w:line="336" w:lineRule="auto" w:after="180"/>
+      </w:pPr>
+      <w:r>
+        <w:rPr>
+          <w:b w:val="0"/>
+        </w:rPr>
         <w:t>Before trying: what do I expect, and why? While trying: which step could first go wrong? Afterwards: what did I actually observe, and what should change? Keep “not run” if you only traced the procedure.</w:t>
       </w:r>
     </w:p>
@@ -2776,6 +4766,17 @@
     </w:p>
     <w:p>
       <w:r>
+        <w:t>Move from recall to tracing, diagnosis and transfer in Fair for Whom?. Explain why each step is justified.</w:t>
+      </w:r>
+    </w:p>
+    <w:p>
+      <w:pPr>
+        <w:spacing w:line="336" w:lineRule="auto" w:after="180"/>
+      </w:pPr>
+      <w:r>
+        <w:rPr>
+          <w:b/>
+        </w:rPr>
         <w:t>PRACTICE LADDER</w:t>
       </w:r>
     </w:p>
@@ -2788,7 +4789,13 @@
       </w:r>
     </w:p>
     <w:p>
-      <w:r>
+      <w:pPr>
+        <w:spacing w:line="336" w:lineRule="auto" w:after="180"/>
+      </w:pPr>
+      <w:r>
+        <w:rPr>
+          <w:b w:val="0"/>
+        </w:rPr>
         <w:t>Each step asks for a stronger kind of understanding.</w:t>
       </w:r>
     </w:p>
@@ -2829,42 +4836,214 @@
       </w:r>
     </w:p>
     <w:p>
-      <w:r>
-        <w:t>RECALL  Define fairness.</w:t>
-      </w:r>
-    </w:p>
-    <w:p>
-      <w:r>
-        <w:t>EXPLAIN  Fairness requires checking outcomes for different users and situations.</w:t>
-      </w:r>
-    </w:p>
-    <w:p>
-      <w:r>
-        <w:t>TRACE  Show the input, process, and output.</w:t>
-      </w:r>
-    </w:p>
-    <w:p>
-      <w:r>
-        <w:t>DIAGNOSE  Repair: Good overall accuracy proves fairness.</w:t>
-      </w:r>
-    </w:p>
-    <w:p>
-      <w:r>
+      <w:pPr>
+        <w:spacing w:line="336" w:lineRule="auto" w:after="180"/>
+        <w:shd w:fill="F4F9FC"/>
+      </w:pPr>
+      <w:r>
+        <w:rPr>
+          <w:b w:val="0"/>
+        </w:rPr>
+        <w:t xml:space="preserve">RECALL  Define </w:t>
+      </w:r>
+      <w:r>
+        <w:rPr>
+          <w:b/>
+        </w:rPr>
+        <w:t>fairness</w:t>
+      </w:r>
+      <w:r>
+        <w:rPr>
+          <w:b w:val="0"/>
+        </w:rPr>
+        <w:t>.</w:t>
+      </w:r>
+    </w:p>
+    <w:p>
+      <w:pPr>
+        <w:spacing w:line="336" w:lineRule="auto" w:after="180"/>
+        <w:shd w:fill="F4F9FC"/>
+      </w:pPr>
+      <w:r>
+        <w:rPr>
+          <w:b w:val="0"/>
+        </w:rPr>
+        <w:t xml:space="preserve">EXPLAIN  </w:t>
+      </w:r>
+      <w:r>
+        <w:rPr>
+          <w:b/>
+        </w:rPr>
+        <w:t>Fairness</w:t>
+      </w:r>
+      <w:r>
+        <w:rPr>
+          <w:b w:val="0"/>
+        </w:rPr>
+        <w:t xml:space="preserve"> requires checking outcomes for different users and situations.</w:t>
+      </w:r>
+    </w:p>
+    <w:p>
+      <w:pPr>
+        <w:spacing w:line="336" w:lineRule="auto" w:after="180"/>
+        <w:shd w:fill="F4F9FC"/>
+      </w:pPr>
+      <w:r>
+        <w:rPr>
+          <w:b w:val="0"/>
+        </w:rPr>
+        <w:t xml:space="preserve">TRACE  Show the </w:t>
+      </w:r>
+      <w:r>
+        <w:rPr>
+          <w:b/>
+        </w:rPr>
+        <w:t>input</w:t>
+      </w:r>
+      <w:r>
+        <w:rPr>
+          <w:b w:val="0"/>
+        </w:rPr>
+        <w:t xml:space="preserve">, </w:t>
+      </w:r>
+      <w:r>
+        <w:rPr>
+          <w:b/>
+        </w:rPr>
+        <w:t>process</w:t>
+      </w:r>
+      <w:r>
+        <w:rPr>
+          <w:b w:val="0"/>
+        </w:rPr>
+        <w:t xml:space="preserve">, and </w:t>
+      </w:r>
+      <w:r>
+        <w:rPr>
+          <w:b/>
+        </w:rPr>
+        <w:t>output</w:t>
+      </w:r>
+      <w:r>
+        <w:rPr>
+          <w:b w:val="0"/>
+        </w:rPr>
+        <w:t>.</w:t>
+      </w:r>
+    </w:p>
+    <w:p>
+      <w:pPr>
+        <w:spacing w:line="336" w:lineRule="auto" w:after="180"/>
+        <w:shd w:fill="F4F9FC"/>
+      </w:pPr>
+      <w:r>
+        <w:rPr>
+          <w:b w:val="0"/>
+        </w:rPr>
+        <w:t xml:space="preserve">DIAGNOSE  Repair: Good overall </w:t>
+      </w:r>
+      <w:r>
+        <w:rPr>
+          <w:b/>
+        </w:rPr>
+        <w:t>accuracy</w:t>
+      </w:r>
+      <w:r>
+        <w:rPr>
+          <w:b w:val="0"/>
+        </w:rPr>
+        <w:t xml:space="preserve"> proves </w:t>
+      </w:r>
+      <w:r>
+        <w:rPr>
+          <w:b/>
+        </w:rPr>
+        <w:t>fairness</w:t>
+      </w:r>
+      <w:r>
+        <w:rPr>
+          <w:b w:val="0"/>
+        </w:rPr>
+        <w:t>.</w:t>
+      </w:r>
+    </w:p>
+    <w:p>
+      <w:pPr>
+        <w:spacing w:line="336" w:lineRule="auto" w:after="180"/>
+        <w:shd w:fill="F4F9FC"/>
+      </w:pPr>
+      <w:r>
+        <w:rPr>
+          <w:b w:val="0"/>
+        </w:rPr>
         <w:t>TRANSFER  Apply the idea to a new home or classroom case.</w:t>
       </w:r>
     </w:p>
     <w:p>
-      <w:r>
+      <w:pPr>
+        <w:spacing w:line="336" w:lineRule="auto" w:after="180"/>
+        <w:shd w:fill="F4F9FC"/>
+      </w:pPr>
+      <w:r>
+        <w:rPr>
+          <w:b w:val="0"/>
+        </w:rPr>
         <w:t>CREATE  Design one revealing test.</w:t>
       </w:r>
     </w:p>
     <w:p>
-      <w:r>
-        <w:t>DEFEND  Give a claim, evidence, mechanism, limit, and safe action.</w:t>
-      </w:r>
-    </w:p>
-    <w:p>
-      <w:r>
+      <w:pPr>
+        <w:spacing w:line="336" w:lineRule="auto" w:after="180"/>
+        <w:shd w:fill="F4F9FC"/>
+      </w:pPr>
+      <w:r>
+        <w:rPr>
+          <w:b w:val="0"/>
+        </w:rPr>
+        <w:t xml:space="preserve">DEFEND  Give a claim, </w:t>
+      </w:r>
+      <w:r>
+        <w:rPr>
+          <w:b/>
+        </w:rPr>
+        <w:t>evidence</w:t>
+      </w:r>
+      <w:r>
+        <w:rPr>
+          <w:b w:val="0"/>
+        </w:rPr>
+        <w:t xml:space="preserve">, </w:t>
+      </w:r>
+      <w:r>
+        <w:rPr>
+          <w:b/>
+        </w:rPr>
+        <w:t>mechanism</w:t>
+      </w:r>
+      <w:r>
+        <w:rPr>
+          <w:b w:val="0"/>
+        </w:rPr>
+        <w:t>, limit, and safe action.</w:t>
+      </w:r>
+    </w:p>
+    <w:p>
+      <w:pPr>
+        <w:pStyle w:val="Heading3"/>
+      </w:pPr>
+      <w:r>
+        <w:t>When to retry</w:t>
+      </w:r>
+    </w:p>
+    <w:p>
+      <w:pPr>
+        <w:spacing w:line="336" w:lineRule="auto" w:after="180"/>
+        <w:shd w:fill="F1F6F8"/>
+      </w:pPr>
+      <w:r>
+        <w:rPr>
+          <w:b w:val="0"/>
+        </w:rPr>
         <w:t>RETRY RULE  A coached answer becomes mastery only after you solve a different case independently.</w:t>
       </w:r>
     </w:p>
@@ -2878,6 +5057,17 @@
     </w:p>
     <w:p>
       <w:r>
+        <w:t>Apply this week’s idea to Helpful Classroom Sorter. Keep an annotated decision and the evidence supporting it.</w:t>
+      </w:r>
+    </w:p>
+    <w:p>
+      <w:pPr>
+        <w:spacing w:line="336" w:lineRule="auto" w:after="180"/>
+      </w:pPr>
+      <w:r>
+        <w:rPr>
+          <w:b/>
+        </w:rPr>
         <w:t>PROJECT</w:t>
       </w:r>
     </w:p>
@@ -2890,8 +5080,26 @@
       </w:r>
     </w:p>
     <w:p>
-      <w:r>
-        <w:t>Build one coherent system across the year, one evidence-based decision at a time.</w:t>
+      <w:pPr>
+        <w:spacing w:line="336" w:lineRule="auto" w:after="180"/>
+      </w:pPr>
+      <w:r>
+        <w:rPr>
+          <w:b w:val="0"/>
+        </w:rPr>
+        <w:t xml:space="preserve">Build one coherent system across the year, one </w:t>
+      </w:r>
+      <w:r>
+        <w:rPr>
+          <w:b/>
+        </w:rPr>
+        <w:t>evidence</w:t>
+      </w:r>
+      <w:r>
+        <w:rPr>
+          <w:b w:val="0"/>
+        </w:rPr>
+        <w:t>-based decision at a time.</w:t>
       </w:r>
     </w:p>
     <w:p>
@@ -2931,32 +5139,98 @@
       </w:r>
     </w:p>
     <w:p>
-      <w:r>
-        <w:t>THIS WEEK'S CHECKPOINT  Test the sorter across relevant item conditions and users; never infer sensitive identity to create a fairness check.</w:t>
-      </w:r>
-    </w:p>
-    <w:p>
-      <w:r>
+      <w:pPr>
+        <w:spacing w:line="336" w:lineRule="auto" w:after="180"/>
+        <w:shd w:fill="EDF7F3"/>
+      </w:pPr>
+      <w:r>
+        <w:rPr>
+          <w:b w:val="0"/>
+        </w:rPr>
+        <w:t xml:space="preserve">THIS WEEK'S CHECKPOINT  Test the sorter across relevant item conditions and users; never infer sensitive identity to create a </w:t>
+      </w:r>
+      <w:r>
+        <w:rPr>
+          <w:b/>
+        </w:rPr>
+        <w:t>fairness</w:t>
+      </w:r>
+      <w:r>
+        <w:rPr>
+          <w:b w:val="0"/>
+        </w:rPr>
+        <w:t xml:space="preserve"> check.</w:t>
+      </w:r>
+    </w:p>
+    <w:p>
+      <w:pPr>
+        <w:spacing w:line="336" w:lineRule="auto" w:after="180"/>
+        <w:shd w:fill="F5F1FB"/>
+      </w:pPr>
+      <w:r>
+        <w:rPr>
+          <w:b w:val="0"/>
+        </w:rPr>
         <w:t>What real classroom need does this serve?</w:t>
       </w:r>
     </w:p>
     <w:p>
-      <w:r>
+      <w:pPr>
+        <w:spacing w:line="336" w:lineRule="auto" w:after="180"/>
+        <w:shd w:fill="F5F1FB"/>
+      </w:pPr>
+      <w:r>
+        <w:rPr>
+          <w:b w:val="0"/>
+        </w:rPr>
         <w:t>What information is necessary—and what should stay private?</w:t>
       </w:r>
     </w:p>
     <w:p>
-      <w:r>
-        <w:t>What happens inside the process?</w:t>
-      </w:r>
-    </w:p>
-    <w:p>
-      <w:r>
+      <w:pPr>
+        <w:spacing w:line="336" w:lineRule="auto" w:after="180"/>
+        <w:shd w:fill="F5F1FB"/>
+      </w:pPr>
+      <w:r>
+        <w:rPr>
+          <w:b w:val="0"/>
+        </w:rPr>
+        <w:t xml:space="preserve">What happens inside the </w:t>
+      </w:r>
+      <w:r>
+        <w:rPr>
+          <w:b/>
+        </w:rPr>
+        <w:t>process</w:t>
+      </w:r>
+      <w:r>
+        <w:rPr>
+          <w:b w:val="0"/>
+        </w:rPr>
+        <w:t>?</w:t>
+      </w:r>
+    </w:p>
+    <w:p>
+      <w:pPr>
+        <w:spacing w:line="336" w:lineRule="auto" w:after="180"/>
+        <w:shd w:fill="F5F1FB"/>
+      </w:pPr>
+      <w:r>
+        <w:rPr>
+          <w:b w:val="0"/>
+        </w:rPr>
         <w:t>What normal and edge cases will you test?</w:t>
       </w:r>
     </w:p>
     <w:p>
-      <w:r>
+      <w:pPr>
+        <w:spacing w:line="336" w:lineRule="auto" w:after="180"/>
+        <w:shd w:fill="F5F1FB"/>
+      </w:pPr>
+      <w:r>
+        <w:rPr>
+          <w:b w:val="0"/>
+        </w:rPr>
         <w:t>When should it say not sure or ask a person?</w:t>
       </w:r>
     </w:p>
@@ -2997,12 +5271,45 @@
       </w:r>
     </w:p>
     <w:p>
-      <w:r>
-        <w:t>RESPONSIBLE DESIGN  Fairness work should reduce burdens without turning group labels into stereotypes.</w:t>
-      </w:r>
-    </w:p>
-    <w:p>
-      <w:r>
+      <w:pPr>
+        <w:pStyle w:val="Heading3"/>
+      </w:pPr>
+      <w:r>
+        <w:t>Responsible design</w:t>
+      </w:r>
+    </w:p>
+    <w:p>
+      <w:pPr>
+        <w:spacing w:line="336" w:lineRule="auto" w:after="180"/>
+        <w:shd w:fill="FFF5E6"/>
+      </w:pPr>
+      <w:r>
+        <w:rPr>
+          <w:b w:val="0"/>
+        </w:rPr>
+        <w:t xml:space="preserve">RESPONSIBLE DESIGN  </w:t>
+      </w:r>
+      <w:r>
+        <w:rPr>
+          <w:b/>
+        </w:rPr>
+        <w:t>Fairness</w:t>
+      </w:r>
+      <w:r>
+        <w:rPr>
+          <w:b w:val="0"/>
+        </w:rPr>
+        <w:t xml:space="preserve"> work should reduce burdens without turning group labels into stereotypes.</w:t>
+      </w:r>
+    </w:p>
+    <w:p>
+      <w:pPr>
+        <w:spacing w:line="336" w:lineRule="auto" w:after="180"/>
+      </w:pPr>
+      <w:r>
+        <w:rPr>
+          <w:b w:val="0"/>
+        </w:rPr>
         <w:t>My project decision:</w:t>
       </w:r>
     </w:p>
@@ -3015,7 +5322,13 @@
       </w:r>
     </w:p>
     <w:p>
-      <w:r>
+      <w:pPr>
+        <w:spacing w:line="336" w:lineRule="auto" w:after="180"/>
+      </w:pPr>
+      <w:r>
+        <w:rPr>
+          <w:b w:val="0"/>
+        </w:rPr>
         <w:t>Report sorter outcomes by relevant conditions and record whose failures matter when choosing a revision.</w:t>
       </w:r>
     </w:p>
@@ -3029,6 +5342,17 @@
     </w:p>
     <w:p>
       <w:r>
+        <w:t>Use a genuinely new case for independent evidence. Previously discussed examples remain practice; use the separately named independent case before feedback.</w:t>
+      </w:r>
+    </w:p>
+    <w:p>
+      <w:pPr>
+        <w:spacing w:line="336" w:lineRule="auto" w:after="180"/>
+      </w:pPr>
+      <w:r>
+        <w:rPr>
+          <w:b/>
+        </w:rPr>
         <w:t>MASTERY</w:t>
       </w:r>
     </w:p>
@@ -3041,7 +5365,13 @@
       </w:r>
     </w:p>
     <w:p>
-      <w:r>
+      <w:pPr>
+        <w:spacing w:line="336" w:lineRule="auto" w:after="180"/>
+      </w:pPr>
+      <w:r>
+        <w:rPr>
+          <w:b w:val="0"/>
+        </w:rPr>
         <w:t>Complete this after teaching and guided practice have ended.</w:t>
       </w:r>
     </w:p>
@@ -3082,53 +5412,248 @@
       </w:r>
     </w:p>
     <w:p>
-      <w:r>
+      <w:pPr>
+        <w:pStyle w:val="Heading3"/>
+      </w:pPr>
+      <w:r>
+        <w:t>What success looks like</w:t>
+      </w:r>
+    </w:p>
+    <w:p>
+      <w:pPr>
+        <w:spacing w:line="336" w:lineRule="auto" w:after="180"/>
+        <w:shd w:fill="EDF7F3"/>
+      </w:pPr>
+      <w:r>
+        <w:rPr>
+          <w:b w:val="0"/>
+        </w:rPr>
         <w:t>REQUIRED PROOF  Test quiet and loud speaker cases separately, compare results, and propose one repair plus one alternate access path.</w:t>
       </w:r>
     </w:p>
     <w:p>
-      <w:r>
+      <w:pPr>
+        <w:spacing w:line="336" w:lineRule="auto" w:after="180"/>
+      </w:pPr>
+      <w:r>
+        <w:rPr>
+          <w:b w:val="0"/>
+        </w:rPr>
         <w:t>□ Name or draw the fresh case.</w:t>
       </w:r>
     </w:p>
     <w:p>
-      <w:r>
-        <w:t>□ Trace input, process, and output.</w:t>
-      </w:r>
-    </w:p>
-    <w:p>
-      <w:r>
-        <w:t>□ State the conclusion and strongest evidence.</w:t>
-      </w:r>
-    </w:p>
-    <w:p>
-      <w:r>
-        <w:t>□ Name one limit, failure, missing clue, or fairness/privacy concern.</w:t>
-      </w:r>
-    </w:p>
-    <w:p>
-      <w:r>
+      <w:pPr>
+        <w:spacing w:line="336" w:lineRule="auto" w:after="180"/>
+      </w:pPr>
+      <w:r>
+        <w:rPr>
+          <w:b w:val="0"/>
+        </w:rPr>
+        <w:t xml:space="preserve">□ Trace </w:t>
+      </w:r>
+      <w:r>
+        <w:rPr>
+          <w:b/>
+        </w:rPr>
+        <w:t>input</w:t>
+      </w:r>
+      <w:r>
+        <w:rPr>
+          <w:b w:val="0"/>
+        </w:rPr>
+        <w:t xml:space="preserve">, </w:t>
+      </w:r>
+      <w:r>
+        <w:rPr>
+          <w:b/>
+        </w:rPr>
+        <w:t>process</w:t>
+      </w:r>
+      <w:r>
+        <w:rPr>
+          <w:b w:val="0"/>
+        </w:rPr>
+        <w:t xml:space="preserve">, and </w:t>
+      </w:r>
+      <w:r>
+        <w:rPr>
+          <w:b/>
+        </w:rPr>
+        <w:t>output</w:t>
+      </w:r>
+      <w:r>
+        <w:rPr>
+          <w:b w:val="0"/>
+        </w:rPr>
+        <w:t>.</w:t>
+      </w:r>
+    </w:p>
+    <w:p>
+      <w:pPr>
+        <w:spacing w:line="336" w:lineRule="auto" w:after="180"/>
+      </w:pPr>
+      <w:r>
+        <w:rPr>
+          <w:b w:val="0"/>
+        </w:rPr>
+        <w:t xml:space="preserve">□ State the conclusion and strongest </w:t>
+      </w:r>
+      <w:r>
+        <w:rPr>
+          <w:b/>
+        </w:rPr>
+        <w:t>evidence</w:t>
+      </w:r>
+      <w:r>
+        <w:rPr>
+          <w:b w:val="0"/>
+        </w:rPr>
+        <w:t>.</w:t>
+      </w:r>
+    </w:p>
+    <w:p>
+      <w:pPr>
+        <w:spacing w:line="336" w:lineRule="auto" w:after="180"/>
+      </w:pPr>
+      <w:r>
+        <w:rPr>
+          <w:b w:val="0"/>
+        </w:rPr>
+        <w:t xml:space="preserve">□ Name one limit, failure, missing clue, or </w:t>
+      </w:r>
+      <w:r>
+        <w:rPr>
+          <w:b/>
+        </w:rPr>
+        <w:t>fairness</w:t>
+      </w:r>
+      <w:r>
+        <w:rPr>
+          <w:b w:val="0"/>
+        </w:rPr>
+        <w:t>/privacy concern.</w:t>
+      </w:r>
+    </w:p>
+    <w:p>
+      <w:pPr>
+        <w:spacing w:line="336" w:lineRule="auto" w:after="180"/>
+      </w:pPr>
+      <w:r>
+        <w:rPr>
+          <w:b w:val="0"/>
+        </w:rPr>
         <w:t>□ Explain one safe next action or improvement.</w:t>
       </w:r>
     </w:p>
     <w:p>
-      <w:r>
-        <w:t>Independent evidence:</w:t>
-      </w:r>
-    </w:p>
-    <w:p>
-      <w:r>
-        <w:t>SELF-CHECK  Report each group's success count and error pattern, not only the total. Improve microphone/process testing with consented varied voices and keep a non-voice control so access does not depend on one input mode.</w:t>
-      </w:r>
-    </w:p>
-    <w:p>
-      <w:r>
+      <w:pPr>
+        <w:spacing w:line="336" w:lineRule="auto" w:after="180"/>
+      </w:pPr>
+      <w:r>
+        <w:rPr>
+          <w:b w:val="0"/>
+        </w:rPr>
+        <w:t xml:space="preserve">Independent </w:t>
+      </w:r>
+      <w:r>
+        <w:rPr>
+          <w:b/>
+        </w:rPr>
+        <w:t>evidence</w:t>
+      </w:r>
+      <w:r>
+        <w:rPr>
+          <w:b w:val="0"/>
+        </w:rPr>
+        <w:t>:</w:t>
+      </w:r>
+    </w:p>
+    <w:p>
+      <w:pPr>
+        <w:pStyle w:val="Heading3"/>
+      </w:pPr>
+      <w:r>
+        <w:t>Check your explanation</w:t>
+      </w:r>
+    </w:p>
+    <w:p>
+      <w:pPr>
+        <w:spacing w:line="336" w:lineRule="auto" w:after="180"/>
+        <w:shd w:fill="F5F1FB"/>
+      </w:pPr>
+      <w:r>
+        <w:rPr>
+          <w:b w:val="0"/>
+        </w:rPr>
+        <w:t>SELF-CHECK  Report each group's success count and error pattern, not only the total. Improve microphone/</w:t>
+      </w:r>
+      <w:r>
+        <w:rPr>
+          <w:b/>
+        </w:rPr>
+        <w:t>process</w:t>
+      </w:r>
+      <w:r>
+        <w:rPr>
+          <w:b w:val="0"/>
+        </w:rPr>
+        <w:t xml:space="preserve"> testing with consented varied voices and keep a non-voice control so access does not depend on one </w:t>
+      </w:r>
+      <w:r>
+        <w:rPr>
+          <w:b/>
+        </w:rPr>
+        <w:t>input</w:t>
+      </w:r>
+      <w:r>
+        <w:rPr>
+          <w:b w:val="0"/>
+        </w:rPr>
+        <w:t xml:space="preserve"> mode.</w:t>
+      </w:r>
+    </w:p>
+    <w:p>
+      <w:pPr>
+        <w:spacing w:line="336" w:lineRule="auto" w:after="180"/>
+      </w:pPr>
+      <w:r>
+        <w:rPr>
+          <w:b w:val="0"/>
+        </w:rPr>
         <w:t>My level:  □ Not yet  □ With one hint  □ Independently  □ I can teach it</w:t>
       </w:r>
     </w:p>
     <w:p>
-      <w:r>
-        <w:t>NEXT BRIDGE  Carry today's evidence habit into: Privacy by Choosing Less.</w:t>
+      <w:pPr>
+        <w:pStyle w:val="Heading3"/>
+      </w:pPr>
+      <w:r>
+        <w:t>Connect to the next lesson</w:t>
+      </w:r>
+    </w:p>
+    <w:p>
+      <w:pPr>
+        <w:spacing w:line="336" w:lineRule="auto" w:after="180"/>
+        <w:shd w:fill="F1F6F8"/>
+      </w:pPr>
+      <w:r>
+        <w:rPr>
+          <w:b w:val="0"/>
+        </w:rPr>
+        <w:t xml:space="preserve">NEXT BRIDGE  Carry today's </w:t>
+      </w:r>
+      <w:r>
+        <w:rPr>
+          <w:b/>
+        </w:rPr>
+        <w:t>evidence</w:t>
+      </w:r>
+      <w:r>
+        <w:rPr>
+          <w:b w:val="0"/>
+        </w:rPr>
+        <w:t xml:space="preserve"> habit into: Privacy by Choosing Less.</w:t>
       </w:r>
     </w:p>
     <w:p>
@@ -3140,6 +5665,11 @@
       </w:r>
     </w:p>
     <w:p>
+      <w:r>
+        <w:t>Revisit the complete Fair for Whom? case for supported practice. Repeated examples do not become fresh assessments.</w:t>
+      </w:r>
+    </w:p>
+    <w:p>
       <w:pPr>
         <w:pStyle w:val="Heading3"/>
       </w:pPr>
@@ -3148,7 +5678,13 @@
       </w:r>
     </w:p>
     <w:p>
-      <w:r>
+      <w:pPr>
+        <w:spacing w:line="336" w:lineRule="auto" w:after="180"/>
+      </w:pPr>
+      <w:r>
+        <w:rPr>
+          <w:b w:val="0"/>
+        </w:rPr>
         <w:t>Use the supplied details to practise the weekly concept before attempting the independent question. This case extends the illustrated lesson.</w:t>
       </w:r>
     </w:p>
@@ -3161,7 +5697,13 @@
       </w:r>
     </w:p>
     <w:p>
-      <w:r>
+      <w:pPr>
+        <w:spacing w:line="336" w:lineRule="auto" w:after="180"/>
+      </w:pPr>
+      <w:r>
+        <w:rPr>
+          <w:b w:val="0"/>
+        </w:rPr>
         <w:t>A voice system succeeds on 8/10 quiet and 4/10 noisy recordings.</w:t>
       </w:r>
     </w:p>
@@ -3174,7 +5716,13 @@
       </w:r>
     </w:p>
     <w:p>
-      <w:r>
+      <w:pPr>
+        <w:spacing w:line="336" w:lineRule="auto" w:after="180"/>
+      </w:pPr>
+      <w:r>
+        <w:rPr>
+          <w:b w:val="0"/>
+        </w:rPr>
         <w:t>Compare and propose the next investigation.</w:t>
       </w:r>
     </w:p>
@@ -3187,7 +5735,13 @@
       </w:r>
     </w:p>
     <w:p>
-      <w:r>
+      <w:pPr>
+        <w:spacing w:line="336" w:lineRule="auto" w:after="180"/>
+      </w:pPr>
+      <w:r>
+        <w:rPr>
+          <w:b w:val="0"/>
+        </w:rPr>
         <w:t>The rates differ. Test more varied recordings under controlled conditions and inspect other factors before claiming a cause.</w:t>
       </w:r>
     </w:p>
@@ -3200,7 +5754,14 @@
       </w:r>
     </w:p>
     <w:p>
-      <w:r>
+      <w:pPr>
+        <w:spacing w:line="336" w:lineRule="auto" w:after="180"/>
+        <w:shd w:fill="F5F1FB"/>
+      </w:pPr>
+      <w:r>
+        <w:rPr>
+          <w:b w:val="0"/>
+        </w:rPr>
         <w:t>Which detail supports the answer, and why does it matter?</w:t>
       </w:r>
     </w:p>
@@ -3334,17 +5895,35 @@
       </w:tr>
     </w:tbl>
     <w:p>
-      <w:r>
+      <w:pPr>
+        <w:spacing w:line="336" w:lineRule="auto" w:after="180"/>
+      </w:pPr>
+      <w:r>
+        <w:rPr>
+          <w:b w:val="0"/>
+        </w:rPr>
         <w:t>A voice system succeeds on 8/10 quiet and 4/10 noisy recordings.</w:t>
       </w:r>
     </w:p>
     <w:p>
-      <w:r>
+      <w:pPr>
+        <w:spacing w:line="336" w:lineRule="auto" w:after="180"/>
+      </w:pPr>
+      <w:r>
+        <w:rPr>
+          <w:b w:val="0"/>
+        </w:rPr>
         <w:t>Compare and propose the next investigation.</w:t>
       </w:r>
     </w:p>
     <w:p>
-      <w:r>
+      <w:pPr>
+        <w:spacing w:line="336" w:lineRule="auto" w:after="180"/>
+      </w:pPr>
+      <w:r>
+        <w:rPr>
+          <w:b w:val="0"/>
+        </w:rPr>
         <w:t>The rates differ. Test more varied recordings under controlled conditions and inspect other factors before claiming a cause.</w:t>
       </w:r>
     </w:p>
@@ -3357,6 +5936,11 @@
       </w:r>
     </w:p>
     <w:p>
+      <w:r>
+        <w:t>Attempt the reserved new case before feedback. Record support; the earlier examples below remain additional practice.</w:t>
+      </w:r>
+    </w:p>
+    <w:p>
       <w:pPr>
         <w:pStyle w:val="Heading3"/>
       </w:pPr>
@@ -3365,8 +5949,25 @@
       </w:r>
     </w:p>
     <w:p>
-      <w:r>
-        <w:t>Versions X and Y label the same 20 previously unseen clips: 12 quiet and 8 noisy, with no missing outcomes. X is correct on 10 quiet and 2 noisy clips; Y on 9 quiet and 5 noisy clips. Calculate each combined fraction and percentage, identify the overall leader and compare the leaders within each group. Explain why an overall result cannot guarantee the next clip’s outcome.</w:t>
+      <w:pPr>
+        <w:spacing w:line="336" w:lineRule="auto" w:after="180"/>
+      </w:pPr>
+      <w:r>
+        <w:rPr>
+          <w:b w:val="0"/>
+        </w:rPr>
+        <w:t>Versions X and Y label the same 20 previously unseen clips: 12 quiet and 8 noisy, with no missing outcomes. X is correct on 10 quiet and 2 noisy clips; Y on 9 quiet and 5 noisy clips.</w:t>
+      </w:r>
+    </w:p>
+    <w:p>
+      <w:pPr>
+        <w:spacing w:line="336" w:lineRule="auto" w:after="180"/>
+      </w:pPr>
+      <w:r>
+        <w:rPr>
+          <w:b w:val="0"/>
+        </w:rPr>
+        <w:t>Calculate each combined fraction and percentage, identify the overall leader and compare the leaders within each group. Explain why an overall result cannot guarantee the next clip’s outcome.</w:t>
       </w:r>
     </w:p>
     <w:p>
@@ -3413,7 +6014,13 @@
       </w:r>
     </w:p>
     <w:p>
-      <w:r>
+      <w:pPr>
+        <w:spacing w:line="336" w:lineRule="auto" w:after="180"/>
+      </w:pPr>
+      <w:r>
+        <w:rPr>
+          <w:b w:val="0"/>
+        </w:rPr>
         <w:t>Attempt this case before feedback. Record any help. Earlier examples below are further practice; a case already practised with feedback cannot establish fresh transfer.</w:t>
       </w:r>
     </w:p>
@@ -3426,18 +6033,55 @@
       </w:r>
     </w:p>
     <w:p>
-      <w:r>
+      <w:pPr>
+        <w:spacing w:line="336" w:lineRule="auto" w:after="180"/>
+      </w:pPr>
+      <w:r>
+        <w:rPr>
+          <w:b w:val="0"/>
+        </w:rPr>
         <w:t>Close the worked explanation. Apply the idea to this different question without copying.</w:t>
       </w:r>
     </w:p>
     <w:p>
-      <w:r>
-        <w:t>A helper succeeds on 4 of 4 clear voices and 1 of 4 quiet voices. Who is less well served? What evidence should a repair preserve?</w:t>
-      </w:r>
-    </w:p>
-    <w:p>
-      <w:r>
-        <w:t>My answer, with a trace, calculation or supporting evidence</w:t>
+      <w:pPr>
+        <w:spacing w:line="336" w:lineRule="auto" w:after="180"/>
+        <w:shd w:fill="F5F1FB"/>
+      </w:pPr>
+      <w:r>
+        <w:rPr>
+          <w:b w:val="0"/>
+        </w:rPr>
+        <w:t xml:space="preserve">A helper succeeds on 4 of 4 clear voices and 1 of 4 quiet voices. Who is less well served? What </w:t>
+      </w:r>
+      <w:r>
+        <w:rPr>
+          <w:b/>
+        </w:rPr>
+        <w:t>evidence</w:t>
+      </w:r>
+      <w:r>
+        <w:rPr>
+          <w:b w:val="0"/>
+        </w:rPr>
+        <w:t xml:space="preserve"> should a repair preserve?</w:t>
+      </w:r>
+    </w:p>
+    <w:p>
+      <w:pPr>
+        <w:spacing w:line="336" w:lineRule="auto" w:after="180"/>
+      </w:pPr>
+      <w:r>
+        <w:rPr>
+          <w:b w:val="0"/>
+        </w:rPr>
+        <w:t xml:space="preserve">My answer, with a trace, calculation or supporting </w:t>
+      </w:r>
+      <w:r>
+        <w:rPr>
+          <w:b/>
+        </w:rPr>
+        <w:t>evidence</w:t>
       </w:r>
     </w:p>
     <w:p>
@@ -3482,13 +6126,37 @@
       </w:r>
     </w:p>
     <w:p>
-      <w:r>
+      <w:pPr>
+        <w:spacing w:line="336" w:lineRule="auto" w:after="180"/>
+      </w:pPr>
+      <w:r>
+        <w:rPr>
+          <w:b w:val="0"/>
+        </w:rPr>
         <w:t>Change one relevant detail. Predict the result before testing. Include a boundary or missing-information case when it helps reveal a limit.</w:t>
       </w:r>
     </w:p>
     <w:p>
-      <w:r>
-        <w:t>My changed input and expected result</w:t>
+      <w:pPr>
+        <w:spacing w:line="336" w:lineRule="auto" w:after="180"/>
+      </w:pPr>
+      <w:r>
+        <w:rPr>
+          <w:b w:val="0"/>
+        </w:rPr>
+        <w:t xml:space="preserve">My changed </w:t>
+      </w:r>
+      <w:r>
+        <w:rPr>
+          <w:b/>
+        </w:rPr>
+        <w:t>input</w:t>
+      </w:r>
+      <w:r>
+        <w:rPr>
+          <w:b w:val="0"/>
+        </w:rPr>
+        <w:t xml:space="preserve"> and expected result</w:t>
       </w:r>
     </w:p>
     <w:p>
@@ -3533,13 +6201,49 @@
       </w:r>
     </w:p>
     <w:p>
-      <w:r>
-        <w:t>Test the sorter across relevant item conditions and users; never infer sensitive identity to create a fairness check.</w:t>
-      </w:r>
-    </w:p>
-    <w:p>
-      <w:r>
-        <w:t>The evidence I will keep</w:t>
+      <w:pPr>
+        <w:spacing w:line="336" w:lineRule="auto" w:after="180"/>
+      </w:pPr>
+      <w:r>
+        <w:rPr>
+          <w:b w:val="0"/>
+        </w:rPr>
+        <w:t xml:space="preserve">Test the sorter across relevant item conditions and users; never infer sensitive identity to create a </w:t>
+      </w:r>
+      <w:r>
+        <w:rPr>
+          <w:b/>
+        </w:rPr>
+        <w:t>fairness</w:t>
+      </w:r>
+      <w:r>
+        <w:rPr>
+          <w:b w:val="0"/>
+        </w:rPr>
+        <w:t xml:space="preserve"> check.</w:t>
+      </w:r>
+    </w:p>
+    <w:p>
+      <w:pPr>
+        <w:spacing w:line="336" w:lineRule="auto" w:after="180"/>
+      </w:pPr>
+      <w:r>
+        <w:rPr>
+          <w:b w:val="0"/>
+        </w:rPr>
+        <w:t xml:space="preserve">The </w:t>
+      </w:r>
+      <w:r>
+        <w:rPr>
+          <w:b/>
+        </w:rPr>
+        <w:t>evidence</w:t>
+      </w:r>
+      <w:r>
+        <w:rPr>
+          <w:b w:val="0"/>
+        </w:rPr>
+        <w:t xml:space="preserve"> I will keep</w:t>
       </w:r>
     </w:p>
     <w:p>
@@ -3576,8 +6280,26 @@
       </w:r>
     </w:p>
     <w:p>
-      <w:r>
-        <w:t>Your teacher has the independent answer and scoring criteria. Complete the matching workbook week to keep your practice evidence together.</w:t>
+      <w:pPr>
+        <w:spacing w:line="336" w:lineRule="auto" w:after="180"/>
+      </w:pPr>
+      <w:r>
+        <w:rPr>
+          <w:b w:val="0"/>
+        </w:rPr>
+        <w:t xml:space="preserve">Your teacher has the independent answer and scoring criteria. Complete the matching workbook week to keep your practice </w:t>
+      </w:r>
+      <w:r>
+        <w:rPr>
+          <w:b/>
+        </w:rPr>
+        <w:t>evidence</w:t>
+      </w:r>
+      <w:r>
+        <w:rPr>
+          <w:b w:val="0"/>
+        </w:rPr>
+        <w:t xml:space="preserve"> together.</w:t>
       </w:r>
     </w:p>
     <w:p>
@@ -3589,7 +6311,14 @@
       </w:r>
     </w:p>
     <w:p>
-      <w:r>
+      <w:pPr>
+        <w:spacing w:line="336" w:lineRule="auto" w:after="180"/>
+        <w:shd w:fill="F5F1FB"/>
+      </w:pPr>
+      <w:r>
+        <w:rPr>
+          <w:b w:val="0"/>
+        </w:rPr>
         <w:t>System A succeeds on 6 of 8 quiet tests and 3 of 4 noisy tests. Is its noisy success rate lower? Show fractions and percentages. What can these small tests not establish?</w:t>
       </w:r>
     </w:p>
@@ -3645,8 +6374,25 @@
       </w:r>
     </w:p>
     <w:p>
-      <w:r>
-        <w:t>Attempt the independent case before hints. Record whether you worked alone, used a hint or followed a model. After feedback, fix the first unsupported step and explain why it changed. A later check uses a changed case, not a copied answer.</w:t>
+      <w:pPr>
+        <w:spacing w:line="336" w:lineRule="auto" w:after="180"/>
+      </w:pPr>
+      <w:r>
+        <w:rPr>
+          <w:b w:val="0"/>
+        </w:rPr>
+        <w:t>Attempt the independent case before hints. Record whether you worked alone, used a hint or followed a model. After feedback, fix the first unsupported step and explain why it changed.</w:t>
+      </w:r>
+    </w:p>
+    <w:p>
+      <w:pPr>
+        <w:spacing w:line="336" w:lineRule="auto" w:after="180"/>
+      </w:pPr>
+      <w:r>
+        <w:rPr>
+          <w:b w:val="0"/>
+        </w:rPr>
+        <w:t>A later check uses a changed case, not a copied answer.</w:t>
       </w:r>
     </w:p>
     <w:p>
@@ -3659,6 +6405,17 @@
     </w:p>
     <w:p>
       <w:r>
+        <w:t>Use this map to navigate Fair for Whom?, connect the goals to tasks and keep one evidence record for each attempt.</w:t>
+      </w:r>
+    </w:p>
+    <w:p>
+      <w:pPr>
+        <w:spacing w:line="336" w:lineRule="auto" w:after="180"/>
+      </w:pPr>
+      <w:r>
+        <w:rPr>
+          <w:b w:val="0"/>
+        </w:rPr>
         <w:t>Start with this question: A fictional badge reader is evaluated on bright and dim cards with known reference labels.</w:t>
       </w:r>
     </w:p>
@@ -3765,13 +6522,61 @@
       </w:tr>
     </w:tbl>
     <w:p>
-      <w:r>
-        <w:t>Remember → watch and explain → try with help → investigate → try independently → keep project evidence. Your teacher may spread this lesson across several classes.</w:t>
-      </w:r>
-    </w:p>
-    <w:p>
-      <w:r>
-        <w:t>Keep your first prediction. Compare it with what the evidence shows and explain any change.</w:t>
+      <w:pPr>
+        <w:spacing w:line="336" w:lineRule="auto" w:after="180"/>
+      </w:pPr>
+      <w:r>
+        <w:rPr>
+          <w:b w:val="0"/>
+        </w:rPr>
+        <w:t xml:space="preserve">Remember → watch and explain → try with help → investigate → try independently → keep project </w:t>
+      </w:r>
+      <w:r>
+        <w:rPr>
+          <w:b/>
+        </w:rPr>
+        <w:t>evidence</w:t>
+      </w:r>
+      <w:r>
+        <w:rPr>
+          <w:b w:val="0"/>
+        </w:rPr>
+        <w:t>. Your teacher may spread this lesson across several classes.</w:t>
+      </w:r>
+    </w:p>
+    <w:p>
+      <w:pPr>
+        <w:spacing w:line="336" w:lineRule="auto" w:after="180"/>
+      </w:pPr>
+      <w:r>
+        <w:rPr>
+          <w:b w:val="0"/>
+        </w:rPr>
+        <w:t xml:space="preserve">Keep your first </w:t>
+      </w:r>
+      <w:r>
+        <w:rPr>
+          <w:b/>
+        </w:rPr>
+        <w:t>prediction</w:t>
+      </w:r>
+      <w:r>
+        <w:rPr>
+          <w:b w:val="0"/>
+        </w:rPr>
+        <w:t xml:space="preserve">. Compare it with what the </w:t>
+      </w:r>
+      <w:r>
+        <w:rPr>
+          <w:b/>
+        </w:rPr>
+        <w:t>evidence</w:t>
+      </w:r>
+      <w:r>
+        <w:rPr>
+          <w:b w:val="0"/>
+        </w:rPr>
+        <w:t xml:space="preserve"> shows and explain any change.</w:t>
       </w:r>
     </w:p>
     <w:p>
@@ -3784,7 +6589,24 @@
     </w:p>
     <w:p>
       <w:r>
-        <w:t>Close your notes. Explain this goal in your own words: Compute a correct-out-of-assessed fraction and explain its denominator</w:t>
+        <w:t>Explain Fair for Whom? without notes, identify a remaining question and plan a later check with a changed case.</w:t>
+      </w:r>
+    </w:p>
+    <w:p>
+      <w:pPr>
+        <w:spacing w:line="336" w:lineRule="auto" w:after="180"/>
+      </w:pPr>
+      <w:r>
+        <w:rPr>
+          <w:b w:val="0"/>
+        </w:rPr>
+        <w:t xml:space="preserve">Close your notes. Explain this goal in your own words: Compute a correct-out-of-assessed fraction and explain its </w:t>
+      </w:r>
+      <w:r>
+        <w:rPr>
+          <w:b/>
+        </w:rPr>
+        <w:t>denominator</w:t>
       </w:r>
     </w:p>
     <w:p>
@@ -3821,13 +6643,61 @@
       </w:r>
     </w:p>
     <w:p>
-      <w:r>
-        <w:t>If you are unsure, return to the worked picture and explain one arrow. If you are ready, change an input or assumption and justify your prediction.</w:t>
-      </w:r>
-    </w:p>
-    <w:p>
-      <w:r>
-        <w:t>Save your workbook evidence. At the next review, try a different case before opening your old answer.</w:t>
+      <w:pPr>
+        <w:spacing w:line="336" w:lineRule="auto" w:after="180"/>
+      </w:pPr>
+      <w:r>
+        <w:rPr>
+          <w:b w:val="0"/>
+        </w:rPr>
+        <w:t xml:space="preserve">If you are unsure, return to the worked picture and explain one arrow. If you are ready, change an </w:t>
+      </w:r>
+      <w:r>
+        <w:rPr>
+          <w:b/>
+        </w:rPr>
+        <w:t>input</w:t>
+      </w:r>
+      <w:r>
+        <w:rPr>
+          <w:b w:val="0"/>
+        </w:rPr>
+        <w:t xml:space="preserve"> or assumption and justify your </w:t>
+      </w:r>
+      <w:r>
+        <w:rPr>
+          <w:b/>
+        </w:rPr>
+        <w:t>prediction</w:t>
+      </w:r>
+      <w:r>
+        <w:rPr>
+          <w:b w:val="0"/>
+        </w:rPr>
+        <w:t>.</w:t>
+      </w:r>
+    </w:p>
+    <w:p>
+      <w:pPr>
+        <w:spacing w:line="336" w:lineRule="auto" w:after="180"/>
+      </w:pPr>
+      <w:r>
+        <w:rPr>
+          <w:b w:val="0"/>
+        </w:rPr>
+        <w:t xml:space="preserve">Save your workbook </w:t>
+      </w:r>
+      <w:r>
+        <w:rPr>
+          <w:b/>
+        </w:rPr>
+        <w:t>evidence</w:t>
+      </w:r>
+      <w:r>
+        <w:rPr>
+          <w:b w:val="0"/>
+        </w:rPr>
+        <w:t>. At the next review, try a different case before opening your old answer.</w:t>
       </w:r>
     </w:p>
     <w:p>
@@ -3840,11 +6710,28 @@
     </w:p>
     <w:p>
       <w:r>
+        <w:t>Attempt supported questions before using hints or feedback. Review a missing building block, then keep the completed work.</w:t>
+      </w:r>
+    </w:p>
+    <w:p>
+      <w:pPr>
+        <w:spacing w:line="336" w:lineRule="auto" w:after="180"/>
+      </w:pPr>
+      <w:r>
+        <w:rPr>
+          <w:b w:val="0"/>
+        </w:rPr>
         <w:t>Use this supported practice once, in the browser or on paper. Keep the reserved independent assessment for a separate first attempt before teacher feedback.</w:t>
       </w:r>
     </w:p>
     <w:p>
-      <w:r>
+      <w:pPr>
+        <w:spacing w:line="336" w:lineRule="auto" w:after="180"/>
+      </w:pPr>
+      <w:r>
+        <w:rPr>
+          <w:b w:val="0"/>
+        </w:rPr>
         <w:t>A fictional badge reader is evaluated on bright and dim cards with known reference labels.</w:t>
       </w:r>
     </w:p>
@@ -3857,27 +6744,61 @@
       </w:r>
     </w:p>
     <w:p>
-      <w:r>
+      <w:pPr>
+        <w:spacing w:line="336" w:lineRule="auto" w:after="180"/>
+      </w:pPr>
+      <w:r>
+        <w:rPr>
+          <w:b w:val="0"/>
+        </w:rPr>
         <w:t>Which labelled step matches this detail? N improves total and dim results but loses one bright success.</w:t>
       </w:r>
     </w:p>
     <w:p>
-      <w:r>
+      <w:pPr>
+        <w:spacing w:line="336" w:lineRule="auto" w:after="180"/>
+        <w:shd w:fill="F4F9FC"/>
+      </w:pPr>
+      <w:r>
+        <w:rPr>
+          <w:b w:val="0"/>
+        </w:rPr>
         <w:t>1. Dim group</w:t>
       </w:r>
     </w:p>
     <w:p>
-      <w:r>
+      <w:pPr>
+        <w:spacing w:line="336" w:lineRule="auto" w:after="180"/>
+        <w:shd w:fill="F4F9FC"/>
+      </w:pPr>
+      <w:r>
+        <w:rPr>
+          <w:b w:val="0"/>
+        </w:rPr>
         <w:t>2. Combined counts</w:t>
       </w:r>
     </w:p>
     <w:p>
-      <w:r>
+      <w:pPr>
+        <w:spacing w:line="336" w:lineRule="auto" w:after="180"/>
+        <w:shd w:fill="F4F9FC"/>
+      </w:pPr>
+      <w:r>
+        <w:rPr>
+          <w:b w:val="0"/>
+        </w:rPr>
         <w:t>3. Bright group</w:t>
       </w:r>
     </w:p>
     <w:p>
-      <w:r>
+      <w:pPr>
+        <w:spacing w:line="336" w:lineRule="auto" w:after="180"/>
+        <w:shd w:fill="F4F9FC"/>
+      </w:pPr>
+      <w:r>
+        <w:rPr>
+          <w:b w:val="0"/>
+        </w:rPr>
         <w:t>4. Discuss trade-off</w:t>
       </w:r>
     </w:p>
@@ -3915,41 +6836,191 @@
       </w:r>
     </w:p>
     <w:p>
-      <w:r>
+      <w:pPr>
+        <w:pStyle w:val="Heading3"/>
+      </w:pPr>
+      <w:r>
+        <w:t>Hint · try first</w:t>
+      </w:r>
+    </w:p>
+    <w:p>
+      <w:pPr>
+        <w:spacing w:line="336" w:lineRule="auto" w:after="180"/>
+        <w:shd w:fill="F1F6F8"/>
+      </w:pPr>
+      <w:r>
+        <w:rPr>
+          <w:b w:val="0"/>
+        </w:rPr>
         <w:t>Hint if needed: Read the steps in the pictorial case. Match the supplied detail to the stage that performs or records it.</w:t>
       </w:r>
     </w:p>
     <w:p>
-      <w:r>
-        <w:t>After your attempt, compare with the supported explanation: Discuss trade-off N improves total and dim results but loses one bright success. Adding correct counts and denominators weights each tested card once. Averaging 90% and 50% would incorrectly give unequal groups equal size in the all-card rate. The group breakdown reveals a trade-off hidden by the total. Decide what matters with the relevant users rather than announcing that one number proves fairness.</w:t>
-      </w:r>
-    </w:p>
-    <w:p>
       <w:pPr>
         <w:pStyle w:val="Heading3"/>
       </w:pPr>
       <w:r>
+        <w:t>Feedback · compare after trying</w:t>
+      </w:r>
+    </w:p>
+    <w:p>
+      <w:pPr>
+        <w:spacing w:line="336" w:lineRule="auto" w:after="180"/>
+        <w:shd w:fill="F1F6FC"/>
+      </w:pPr>
+      <w:r>
+        <w:rPr>
+          <w:b w:val="0"/>
+        </w:rPr>
+        <w:t xml:space="preserve">After your attempt, compare with the supported explanation: Discuss trade-off N improves total and dim results but loses one bright success. Adding correct counts and </w:t>
+      </w:r>
+      <w:r>
+        <w:rPr>
+          <w:b/>
+        </w:rPr>
+        <w:t>denominator</w:t>
+      </w:r>
+      <w:r>
+        <w:rPr>
+          <w:b w:val="0"/>
+        </w:rPr>
+        <w:t>s weights each tested card once.</w:t>
+      </w:r>
+    </w:p>
+    <w:p>
+      <w:pPr>
+        <w:spacing w:line="336" w:lineRule="auto" w:after="180"/>
+        <w:shd w:fill="F1F6FC"/>
+      </w:pPr>
+      <w:r>
+        <w:rPr>
+          <w:b w:val="0"/>
+        </w:rPr>
+        <w:t>Averaging 90% and 50% would incorrectly give unequal groups equal size in the all-card rate. The group breakdown reveals a trade-off hidden by the total.</w:t>
+      </w:r>
+    </w:p>
+    <w:p>
+      <w:pPr>
+        <w:spacing w:line="336" w:lineRule="auto" w:after="180"/>
+        <w:shd w:fill="F1F6FC"/>
+      </w:pPr>
+      <w:r>
+        <w:rPr>
+          <w:b w:val="0"/>
+        </w:rPr>
+        <w:t xml:space="preserve">Decide what matters with the relevant users rather than announcing that one number proves </w:t>
+      </w:r>
+      <w:r>
+        <w:rPr>
+          <w:b/>
+        </w:rPr>
+        <w:t>fairness</w:t>
+      </w:r>
+      <w:r>
+        <w:rPr>
+          <w:b w:val="0"/>
+        </w:rPr>
+        <w:t>.</w:t>
+      </w:r>
+    </w:p>
+    <w:p>
+      <w:pPr>
+        <w:pStyle w:val="Heading3"/>
+      </w:pPr>
+      <w:r>
         <w:t>Practice 2: explain the deciding evidence</w:t>
       </w:r>
     </w:p>
     <w:p>
-      <w:r>
+      <w:pPr>
+        <w:pStyle w:val="Heading3"/>
+      </w:pPr>
+      <w:r>
+        <w:t>Changed case · predict first</w:t>
+      </w:r>
+    </w:p>
+    <w:p>
+      <w:pPr>
+        <w:spacing w:line="336" w:lineRule="auto" w:after="180"/>
+        <w:shd w:fill="F5F1FB"/>
+      </w:pPr>
+      <w:r>
+        <w:rPr>
+          <w:b w:val="0"/>
+        </w:rPr>
         <w:t>Changed-case practice: Give bright and dim groups equal weight as an explicitly different metric. Which conclusion is supported by the supplied facts?</w:t>
       </w:r>
     </w:p>
     <w:p>
-      <w:r>
-        <w:t>1. We can decide the result without examining the changed input or the procedure.</w:t>
-      </w:r>
-    </w:p>
-    <w:p>
-      <w:r>
-        <w:t>2. This one example guarantees correct results for every future input.</w:t>
-      </w:r>
-    </w:p>
-    <w:p>
-      <w:r>
-        <w:t>3. M scores 70%; N scores about 81.7%.</w:t>
+      <w:pPr>
+        <w:spacing w:line="336" w:lineRule="auto" w:after="180"/>
+        <w:shd w:fill="F4F9FC"/>
+      </w:pPr>
+      <w:r>
+        <w:rPr>
+          <w:b w:val="0"/>
+        </w:rPr>
+        <w:t xml:space="preserve">1. We can decide the result without examining the changed </w:t>
+      </w:r>
+      <w:r>
+        <w:rPr>
+          <w:b/>
+        </w:rPr>
+        <w:t>input</w:t>
+      </w:r>
+      <w:r>
+        <w:rPr>
+          <w:b w:val="0"/>
+        </w:rPr>
+        <w:t xml:space="preserve"> or the procedure.</w:t>
+      </w:r>
+    </w:p>
+    <w:p>
+      <w:pPr>
+        <w:spacing w:line="336" w:lineRule="auto" w:after="180"/>
+        <w:shd w:fill="F4F9FC"/>
+      </w:pPr>
+      <w:r>
+        <w:rPr>
+          <w:b w:val="0"/>
+        </w:rPr>
+        <w:t xml:space="preserve">2. This one example guarantees correct results for every future </w:t>
+      </w:r>
+      <w:r>
+        <w:rPr>
+          <w:b/>
+        </w:rPr>
+        <w:t>input</w:t>
+      </w:r>
+      <w:r>
+        <w:rPr>
+          <w:b w:val="0"/>
+        </w:rPr>
+        <w:t>.</w:t>
+      </w:r>
+    </w:p>
+    <w:p>
+      <w:pPr>
+        <w:spacing w:line="336" w:lineRule="auto" w:after="180"/>
+        <w:shd w:fill="F4F9FC"/>
+      </w:pPr>
+      <w:r>
+        <w:rPr>
+          <w:b w:val="0"/>
+        </w:rPr>
+        <w:t xml:space="preserve">3. M scores </w:t>
+      </w:r>
+      <w:r>
+        <w:rPr>
+          <w:b/>
+        </w:rPr>
+        <w:t>70%</w:t>
+      </w:r>
+      <w:r>
+        <w:rPr>
+          <w:b w:val="0"/>
+        </w:rPr>
+        <w:t>; N scores about 81.7%.</w:t>
       </w:r>
     </w:p>
     <w:p>
@@ -3986,36 +7057,189 @@
       </w:r>
     </w:p>
     <w:p>
-      <w:r>
+      <w:pPr>
+        <w:pStyle w:val="Heading3"/>
+      </w:pPr>
+      <w:r>
+        <w:t>Hint · try first</w:t>
+      </w:r>
+    </w:p>
+    <w:p>
+      <w:pPr>
+        <w:spacing w:line="336" w:lineRule="auto" w:after="180"/>
+        <w:shd w:fill="F1F6F8"/>
+      </w:pPr>
+      <w:r>
+        <w:rPr>
+          <w:b w:val="0"/>
+        </w:rPr>
         <w:t>Hint if needed: Use the changed condition and the deciding step in the pictorial trace. The answer must say what follows from those facts.</w:t>
       </w:r>
     </w:p>
     <w:p>
-      <w:r>
-        <w:t>After your attempt, compare with the supported explanation: M scores 70%; N scores about 81.7%. This averages group rates and is not the original 16-card agreement rate.</w:t>
-      </w:r>
-    </w:p>
-    <w:p>
       <w:pPr>
         <w:pStyle w:val="Heading3"/>
       </w:pPr>
       <w:r>
+        <w:t>Feedback · compare after trying</w:t>
+      </w:r>
+    </w:p>
+    <w:p>
+      <w:pPr>
+        <w:spacing w:line="336" w:lineRule="auto" w:after="180"/>
+        <w:shd w:fill="F1F6FC"/>
+      </w:pPr>
+      <w:r>
+        <w:rPr>
+          <w:b w:val="0"/>
+        </w:rPr>
+        <w:t xml:space="preserve">After your attempt, compare with the supported explanation: M scores </w:t>
+      </w:r>
+      <w:r>
+        <w:rPr>
+          <w:b/>
+        </w:rPr>
+        <w:t>70%</w:t>
+      </w:r>
+      <w:r>
+        <w:rPr>
+          <w:b w:val="0"/>
+        </w:rPr>
+        <w:t>; N scores about 81.7%. This averages group rates and is not the original 16-card agreement rate.</w:t>
+      </w:r>
+    </w:p>
+    <w:p>
+      <w:pPr>
+        <w:pStyle w:val="Heading3"/>
+      </w:pPr>
+      <w:r>
         <w:t>Repair a missing building block</w:t>
       </w:r>
     </w:p>
     <w:p>
-      <w:r>
-        <w:t>Review Missing and Unbalanced Examples (ai-1/22). Goal: Name the target collection, selection list and cases actually assessed. Short practice: Would testing only dim plain cards close every current gap? Point to the target groups.. Return to this week and explain what you changed.</w:t>
-      </w:r>
-    </w:p>
-    <w:p>
-      <w:r>
-        <w:t>Review Recommendations (ai-1/20). Goal: Apply eligibility requirements before ranking candidates by preferences. Short practice: Why does the recommendation change without changing anyone’s preferences?. Return to this week and explain what you changed.</w:t>
-      </w:r>
-    </w:p>
-    <w:p>
-      <w:r>
-        <w:t>Review Prediction Is Not Fact (ai-1/17). Goal: Separate a recorded prediction from the observation used to check it. Short practice: Which field changes the observation label, and which field changes the model prediction?. Return to this week and explain what you changed.</w:t>
+      <w:pPr>
+        <w:spacing w:line="336" w:lineRule="auto" w:after="180"/>
+      </w:pPr>
+      <w:r>
+        <w:rPr>
+          <w:b w:val="0"/>
+        </w:rPr>
+        <w:t>Review Missing and Unbalanced Examples (ai-1/22). Goal: Name the target collection, selection list and cases actually assessed. Short practice: Would testing only dim plain cards close every current gap?</w:t>
+      </w:r>
+    </w:p>
+    <w:p>
+      <w:pPr>
+        <w:spacing w:line="336" w:lineRule="auto" w:after="180"/>
+      </w:pPr>
+      <w:r>
+        <w:rPr>
+          <w:b w:val="0"/>
+        </w:rPr>
+        <w:t>Point to the target groups.. Return to this week and explain what you changed.</w:t>
+      </w:r>
+    </w:p>
+    <w:p>
+      <w:pPr>
+        <w:spacing w:line="336" w:lineRule="auto" w:after="180"/>
+      </w:pPr>
+      <w:r>
+        <w:rPr>
+          <w:b w:val="0"/>
+        </w:rPr>
+        <w:t>Review Recommendations (ai-1/20). Goal: Apply eligibility requirements before ranking candidates by preferences. Short practice: Why does the recommendation change without changing anyone’s preferences?.</w:t>
+      </w:r>
+    </w:p>
+    <w:p>
+      <w:pPr>
+        <w:spacing w:line="336" w:lineRule="auto" w:after="180"/>
+      </w:pPr>
+      <w:r>
+        <w:rPr>
+          <w:b w:val="0"/>
+        </w:rPr>
+        <w:t>Return to this week and explain what you changed.</w:t>
+      </w:r>
+    </w:p>
+    <w:p>
+      <w:pPr>
+        <w:spacing w:line="336" w:lineRule="auto" w:after="180"/>
+      </w:pPr>
+      <w:r>
+        <w:rPr>
+          <w:b w:val="0"/>
+        </w:rPr>
+        <w:t xml:space="preserve">Review </w:t>
+      </w:r>
+      <w:r>
+        <w:rPr>
+          <w:b/>
+        </w:rPr>
+        <w:t>Prediction</w:t>
+      </w:r>
+      <w:r>
+        <w:rPr>
+          <w:b w:val="0"/>
+        </w:rPr>
+        <w:t xml:space="preserve"> Is Not Fact (ai-1/17). Goal: Separate a recorded </w:t>
+      </w:r>
+      <w:r>
+        <w:rPr>
+          <w:b/>
+        </w:rPr>
+        <w:t>prediction</w:t>
+      </w:r>
+      <w:r>
+        <w:rPr>
+          <w:b w:val="0"/>
+        </w:rPr>
+        <w:t xml:space="preserve"> from the </w:t>
+      </w:r>
+      <w:r>
+        <w:rPr>
+          <w:b/>
+        </w:rPr>
+        <w:t>observation</w:t>
+      </w:r>
+      <w:r>
+        <w:rPr>
+          <w:b w:val="0"/>
+        </w:rPr>
+        <w:t xml:space="preserve"> used to check it. Short practice: Which field changes the </w:t>
+      </w:r>
+      <w:r>
+        <w:rPr>
+          <w:b/>
+        </w:rPr>
+        <w:t>observation</w:t>
+      </w:r>
+      <w:r>
+        <w:rPr>
+          <w:b w:val="0"/>
+        </w:rPr>
+        <w:t xml:space="preserve"> label, and which field changes the model </w:t>
+      </w:r>
+      <w:r>
+        <w:rPr>
+          <w:b/>
+        </w:rPr>
+        <w:t>prediction</w:t>
+      </w:r>
+      <w:r>
+        <w:rPr>
+          <w:b w:val="0"/>
+        </w:rPr>
+        <w:t>?.</w:t>
+      </w:r>
+    </w:p>
+    <w:p>
+      <w:pPr>
+        <w:spacing w:line="336" w:lineRule="auto" w:after="180"/>
+      </w:pPr>
+      <w:r>
+        <w:rPr>
+          <w:b w:val="0"/>
+        </w:rPr>
+        <w:t>Return to this week and explain what you changed.</w:t>
       </w:r>
     </w:p>
     <w:p>
@@ -4027,8 +7251,594 @@
       </w:r>
     </w:p>
     <w:p>
-      <w:r>
-        <w:t>Use Download completed work in the hosted lesson to export your answers, reflections, practice feedback and code-run evidence. Open the HTML copy to read or print it. Drafts stay in this browser when storage is available; clear drafts on a shared device.</w:t>
+      <w:pPr>
+        <w:spacing w:line="336" w:lineRule="auto" w:after="180"/>
+      </w:pPr>
+      <w:r>
+        <w:rPr>
+          <w:b w:val="0"/>
+        </w:rPr>
+        <w:t xml:space="preserve">Use Download completed work in the hosted lesson to export your answers, reflections, practice feedback and code-run </w:t>
+      </w:r>
+      <w:r>
+        <w:rPr>
+          <w:b/>
+        </w:rPr>
+        <w:t>evidence</w:t>
+      </w:r>
+      <w:r>
+        <w:rPr>
+          <w:b w:val="0"/>
+        </w:rPr>
+        <w:t>. Open the HTML copy to read or print it.</w:t>
+      </w:r>
+    </w:p>
+    <w:p>
+      <w:pPr>
+        <w:spacing w:line="336" w:lineRule="auto" w:after="180"/>
+      </w:pPr>
+      <w:r>
+        <w:rPr>
+          <w:b w:val="0"/>
+        </w:rPr>
+        <w:t>Drafts stay in this browser when storage is available; clear drafts on a shared device.</w:t>
+      </w:r>
+    </w:p>
+    <w:p>
+      <w:pPr>
+        <w:pStyle w:val="Heading1"/>
+      </w:pPr>
+      <w:r>
+        <w:t>18. Visual concept journey</w:t>
+      </w:r>
+    </w:p>
+    <w:p>
+      <w:r>
+        <w:t>Explain each Fair for Whom? graphic using its labels, deciding evidence and relevant limitation.</w:t>
+      </w:r>
+    </w:p>
+    <w:p>
+      <w:pPr>
+        <w:pStyle w:val="Heading3"/>
+      </w:pPr>
+      <w:r>
+        <w:t>01. Fair for Whom?: the case</w:t>
+      </w:r>
+    </w:p>
+    <w:p>
+      <w:r>
+        <w:drawing>
+          <wp:inline xmlns:a="http://schemas.openxmlformats.org/drawingml/2006/main" xmlns:pic="http://schemas.openxmlformats.org/drawingml/2006/picture">
+            <wp:extent cx="5486400" cy="2834640"/>
+            <wp:docPr id="23" name="Picture 23" descr="A fictional badge reader is evaluated on bright and dim cards with known reference labels. Supplied facts: Version M is correct on 9 of 10 bright cards and 3 of 6 dim cards. Version N uses the same cards: 8 of 10 bright and 5 of 6 dim correct."/>
+            <wp:cNvGraphicFramePr>
+              <a:graphicFrameLocks noChangeAspect="1"/>
+            </wp:cNvGraphicFramePr>
+            <a:graphic>
+              <a:graphicData uri="http://schemas.openxmlformats.org/drawingml/2006/picture">
+                <pic:pic>
+                  <pic:nvPicPr>
+                    <pic:cNvPr id="0" name="academy-story-ai-1-23-01.png"/>
+                    <pic:cNvPicPr/>
+                  </pic:nvPicPr>
+                  <pic:blipFill>
+                    <a:blip r:embed="rId31"/>
+                    <a:stretch>
+                      <a:fillRect/>
+                    </a:stretch>
+                  </pic:blipFill>
+                  <pic:spPr>
+                    <a:xfrm>
+                      <a:off x="0" y="0"/>
+                      <a:ext cx="5486400" cy="2834640"/>
+                    </a:xfrm>
+                    <a:prstGeom prst="rect"/>
+                  </pic:spPr>
+                </pic:pic>
+              </a:graphicData>
+            </a:graphic>
+          </wp:inline>
+        </w:drawing>
+      </w:r>
+    </w:p>
+    <w:p>
+      <w:pPr>
+        <w:spacing w:line="336" w:lineRule="auto" w:after="180"/>
+      </w:pPr>
+      <w:r>
+        <w:rPr>
+          <w:b w:val="0"/>
+        </w:rPr>
+        <w:t>A fictional badge reader is evaluated on bright and dim cards with known reference labels. Supplied facts: Version M is correct on 9 of 10 bright cards and 3 of 6 dim cards.</w:t>
+      </w:r>
+    </w:p>
+    <w:p>
+      <w:pPr>
+        <w:spacing w:line="336" w:lineRule="auto" w:after="180"/>
+      </w:pPr>
+      <w:r>
+        <w:rPr>
+          <w:b w:val="0"/>
+        </w:rPr>
+        <w:t>Version N uses the same cards: 8 of 10 bright and 5 of 6 dim correct.</w:t>
+      </w:r>
+    </w:p>
+    <w:p>
+      <w:pPr>
+        <w:spacing w:line="336" w:lineRule="auto" w:after="180"/>
+        <w:shd w:fill="F5F1FB"/>
+      </w:pPr>
+      <w:r>
+        <w:rPr>
+          <w:b w:val="0"/>
+        </w:rPr>
+        <w:t>Point to the given fact that matters most. Explain why it matters.</w:t>
+      </w:r>
+    </w:p>
+    <w:p>
+      <w:pPr>
+        <w:pStyle w:val="Heading3"/>
+      </w:pPr>
+      <w:r>
+        <w:t>02. Follow the deciding steps</w:t>
+      </w:r>
+    </w:p>
+    <w:p>
+      <w:r>
+        <w:drawing>
+          <wp:inline xmlns:a="http://schemas.openxmlformats.org/drawingml/2006/main" xmlns:pic="http://schemas.openxmlformats.org/drawingml/2006/picture">
+            <wp:extent cx="5486400" cy="4005072"/>
+            <wp:docPr id="24" name="Picture 24" descr="Bright group: M:9/10=90%; N:8/10=80%. → Dim group: M:3/6=50%; N:5/6≈83.3%. → Combined counts: M:(9+3)/16=75%; N:(8+5)/16=81.25%. → Discuss trade-off: N improves total and dim results but loses one bright success."/>
+            <wp:cNvGraphicFramePr>
+              <a:graphicFrameLocks noChangeAspect="1"/>
+            </wp:cNvGraphicFramePr>
+            <a:graphic>
+              <a:graphicData uri="http://schemas.openxmlformats.org/drawingml/2006/picture">
+                <pic:pic>
+                  <pic:nvPicPr>
+                    <pic:cNvPr id="0" name="academy-story-ai-1-23-02.png"/>
+                    <pic:cNvPicPr/>
+                  </pic:nvPicPr>
+                  <pic:blipFill>
+                    <a:blip r:embed="rId32"/>
+                    <a:stretch>
+                      <a:fillRect/>
+                    </a:stretch>
+                  </pic:blipFill>
+                  <pic:spPr>
+                    <a:xfrm>
+                      <a:off x="0" y="0"/>
+                      <a:ext cx="5486400" cy="4005072"/>
+                    </a:xfrm>
+                    <a:prstGeom prst="rect"/>
+                  </pic:spPr>
+                </pic:pic>
+              </a:graphicData>
+            </a:graphic>
+          </wp:inline>
+        </w:drawing>
+      </w:r>
+    </w:p>
+    <w:p>
+      <w:pPr>
+        <w:spacing w:line="336" w:lineRule="auto" w:after="180"/>
+      </w:pPr>
+      <w:r>
+        <w:rPr>
+          <w:b w:val="0"/>
+        </w:rPr>
+        <w:t>Bright group: M:9/10=90%; N:8/10=</w:t>
+      </w:r>
+      <w:r>
+        <w:rPr>
+          <w:b/>
+        </w:rPr>
+        <w:t>80%</w:t>
+      </w:r>
+      <w:r>
+        <w:rPr>
+          <w:b w:val="0"/>
+        </w:rPr>
+        <w:t>. → Dim group: M:3/6=50%; N:5/6≈83.3%. → Combined counts: M:(9+3)/16=75%; N:(8+5)/16=81.25%. → Discuss trade-off: N improves total and dim results but loses one bright success.</w:t>
+      </w:r>
+    </w:p>
+    <w:p>
+      <w:pPr>
+        <w:spacing w:line="336" w:lineRule="auto" w:after="180"/>
+        <w:shd w:fill="F5F1FB"/>
+      </w:pPr>
+      <w:r>
+        <w:rPr>
+          <w:b w:val="0"/>
+        </w:rPr>
+        <w:t xml:space="preserve">Point to each numbered stage and explain which recorded </w:t>
+      </w:r>
+      <w:r>
+        <w:rPr>
+          <w:b/>
+        </w:rPr>
+        <w:t>input</w:t>
+      </w:r>
+      <w:r>
+        <w:rPr>
+          <w:b w:val="0"/>
+        </w:rPr>
+        <w:t xml:space="preserve"> it uses.</w:t>
+      </w:r>
+    </w:p>
+    <w:p>
+      <w:pPr>
+        <w:pStyle w:val="Heading3"/>
+      </w:pPr>
+      <w:r>
+        <w:t>03. Group rates compared on the same cards</w:t>
+      </w:r>
+    </w:p>
+    <w:p>
+      <w:r>
+        <w:drawing>
+          <wp:inline xmlns:a="http://schemas.openxmlformats.org/drawingml/2006/main" xmlns:pic="http://schemas.openxmlformats.org/drawingml/2006/picture">
+            <wp:extent cx="5486400" cy="3584448"/>
+            <wp:docPr id="25" name="Picture 25" descr="Group rates compared on the same cards. Units: percent correct. M bright: 90. M dim: 50. N bright: 80. N dim: 83.33333333333333."/>
+            <wp:cNvGraphicFramePr>
+              <a:graphicFrameLocks noChangeAspect="1"/>
+            </wp:cNvGraphicFramePr>
+            <a:graphic>
+              <a:graphicData uri="http://schemas.openxmlformats.org/drawingml/2006/picture">
+                <pic:pic>
+                  <pic:nvPicPr>
+                    <pic:cNvPr id="0" name="academy-story-ai-1-23-03.png"/>
+                    <pic:cNvPicPr/>
+                  </pic:nvPicPr>
+                  <pic:blipFill>
+                    <a:blip r:embed="rId33"/>
+                    <a:stretch>
+                      <a:fillRect/>
+                    </a:stretch>
+                  </pic:blipFill>
+                  <pic:spPr>
+                    <a:xfrm>
+                      <a:off x="0" y="0"/>
+                      <a:ext cx="5486400" cy="3584448"/>
+                    </a:xfrm>
+                    <a:prstGeom prst="rect"/>
+                  </pic:spPr>
+                </pic:pic>
+              </a:graphicData>
+            </a:graphic>
+          </wp:inline>
+        </w:drawing>
+      </w:r>
+    </w:p>
+    <w:p>
+      <w:pPr>
+        <w:spacing w:line="336" w:lineRule="auto" w:after="180"/>
+      </w:pPr>
+      <w:r>
+        <w:rPr>
+          <w:b w:val="0"/>
+        </w:rPr>
+        <w:t>Group rates compared on the same cards. Units: percent correct. M bright: 90. M dim: 50. N bright: 80. N dim: 83.33333333333333.</w:t>
+      </w:r>
+    </w:p>
+    <w:p>
+      <w:pPr>
+        <w:spacing w:line="336" w:lineRule="auto" w:after="180"/>
+        <w:shd w:fill="F5F1FB"/>
+      </w:pPr>
+      <w:r>
+        <w:rPr>
+          <w:b w:val="0"/>
+        </w:rPr>
+        <w:t>Read the labels and values. Explain the relationship the model shows.</w:t>
+      </w:r>
+    </w:p>
+    <w:p>
+      <w:pPr>
+        <w:pStyle w:val="Heading3"/>
+      </w:pPr>
+      <w:r>
+        <w:t>04. Change one thing. Trace what follows.</w:t>
+      </w:r>
+    </w:p>
+    <w:p>
+      <w:r>
+        <w:drawing>
+          <wp:inline xmlns:a="http://schemas.openxmlformats.org/drawingml/2006/main" xmlns:pic="http://schemas.openxmlformats.org/drawingml/2006/picture">
+            <wp:extent cx="5486400" cy="3026664"/>
+            <wp:docPr id="26" name="Picture 26" descr="Original case: N improves total and dim results but loses one bright success. Changed condition: Give bright and dim groups equal weight as an explicitly different metric. Expected result: M scores 70%; N scores about 81.7%. Reason: This averages group rates and is not the original 16-card agreement rate."/>
+            <wp:cNvGraphicFramePr>
+              <a:graphicFrameLocks noChangeAspect="1"/>
+            </wp:cNvGraphicFramePr>
+            <a:graphic>
+              <a:graphicData uri="http://schemas.openxmlformats.org/drawingml/2006/picture">
+                <pic:pic>
+                  <pic:nvPicPr>
+                    <pic:cNvPr id="0" name="academy-story-ai-1-23-04.png"/>
+                    <pic:cNvPicPr/>
+                  </pic:nvPicPr>
+                  <pic:blipFill>
+                    <a:blip r:embed="rId34"/>
+                    <a:stretch>
+                      <a:fillRect/>
+                    </a:stretch>
+                  </pic:blipFill>
+                  <pic:spPr>
+                    <a:xfrm>
+                      <a:off x="0" y="0"/>
+                      <a:ext cx="5486400" cy="3026664"/>
+                    </a:xfrm>
+                    <a:prstGeom prst="rect"/>
+                  </pic:spPr>
+                </pic:pic>
+              </a:graphicData>
+            </a:graphic>
+          </wp:inline>
+        </w:drawing>
+      </w:r>
+    </w:p>
+    <w:p>
+      <w:pPr>
+        <w:spacing w:line="336" w:lineRule="auto" w:after="180"/>
+      </w:pPr>
+      <w:r>
+        <w:rPr>
+          <w:b w:val="0"/>
+        </w:rPr>
+        <w:t xml:space="preserve">Original case: N improves total and dim results but loses one bright success. Changed condition: Give bright and dim groups equal weight as an explicitly different metric. Expected result: M scores </w:t>
+      </w:r>
+      <w:r>
+        <w:rPr>
+          <w:b/>
+        </w:rPr>
+        <w:t>70%</w:t>
+      </w:r>
+      <w:r>
+        <w:rPr>
+          <w:b w:val="0"/>
+        </w:rPr>
+        <w:t>; N scores about 81.7%.</w:t>
+      </w:r>
+    </w:p>
+    <w:p>
+      <w:pPr>
+        <w:spacing w:line="336" w:lineRule="auto" w:after="180"/>
+      </w:pPr>
+      <w:r>
+        <w:rPr>
+          <w:b w:val="0"/>
+        </w:rPr>
+        <w:t>Reason: This averages group rates and is not the original 16-card agreement rate.</w:t>
+      </w:r>
+    </w:p>
+    <w:p>
+      <w:pPr>
+        <w:spacing w:line="336" w:lineRule="auto" w:after="180"/>
+        <w:shd w:fill="F5F1FB"/>
+      </w:pPr>
+      <w:r>
+        <w:rPr>
+          <w:b w:val="0"/>
+        </w:rPr>
+        <w:t>Predict before checking the worked changed-case result. Name what changed and what the supplied facts allow you to conclude.</w:t>
+      </w:r>
+    </w:p>
+    <w:p>
+      <w:pPr>
+        <w:pStyle w:val="Heading3"/>
+      </w:pPr>
+      <w:r>
+        <w:t>05. Connect the explanation to its limit</w:t>
+      </w:r>
+    </w:p>
+    <w:p>
+      <w:r>
+        <w:drawing>
+          <wp:inline xmlns:a="http://schemas.openxmlformats.org/drawingml/2006/main" xmlns:pic="http://schemas.openxmlformats.org/drawingml/2006/picture">
+            <wp:extent cx="5486400" cy="2834640"/>
+            <wp:docPr id="27" name="Picture 27" descr="Adding correct counts and denominators weights each tested card once. Averaging 90% and 50% would incorrectly give unequal groups equal size in the all-card rate. The group breakdown reveals a trade-off hidden by the total. Decide what matters with the relevant users rather than announcing that one number proves fairness. Limit: Six dim cards supply limited evidence; these descriptive rates do not prove a system is fair for all users."/>
+            <wp:cNvGraphicFramePr>
+              <a:graphicFrameLocks noChangeAspect="1"/>
+            </wp:cNvGraphicFramePr>
+            <a:graphic>
+              <a:graphicData uri="http://schemas.openxmlformats.org/drawingml/2006/picture">
+                <pic:pic>
+                  <pic:nvPicPr>
+                    <pic:cNvPr id="0" name="academy-story-ai-1-23-05.png"/>
+                    <pic:cNvPicPr/>
+                  </pic:nvPicPr>
+                  <pic:blipFill>
+                    <a:blip r:embed="rId35"/>
+                    <a:stretch>
+                      <a:fillRect/>
+                    </a:stretch>
+                  </pic:blipFill>
+                  <pic:spPr>
+                    <a:xfrm>
+                      <a:off x="0" y="0"/>
+                      <a:ext cx="5486400" cy="2834640"/>
+                    </a:xfrm>
+                    <a:prstGeom prst="rect"/>
+                  </pic:spPr>
+                </pic:pic>
+              </a:graphicData>
+            </a:graphic>
+          </wp:inline>
+        </w:drawing>
+      </w:r>
+    </w:p>
+    <w:p>
+      <w:pPr>
+        <w:spacing w:line="336" w:lineRule="auto" w:after="180"/>
+      </w:pPr>
+      <w:r>
+        <w:rPr>
+          <w:b w:val="0"/>
+        </w:rPr>
+        <w:t xml:space="preserve">Adding correct counts and </w:t>
+      </w:r>
+      <w:r>
+        <w:rPr>
+          <w:b/>
+        </w:rPr>
+        <w:t>denominator</w:t>
+      </w:r>
+      <w:r>
+        <w:rPr>
+          <w:b w:val="0"/>
+        </w:rPr>
+        <w:t>s weights each tested card once. Averaging 90% and 50% would incorrectly give unequal groups equal size in the all-card rate. The group breakdown reveals a trade-off hidden by the total.</w:t>
+      </w:r>
+    </w:p>
+    <w:p>
+      <w:pPr>
+        <w:spacing w:line="336" w:lineRule="auto" w:after="180"/>
+      </w:pPr>
+      <w:r>
+        <w:rPr>
+          <w:b w:val="0"/>
+        </w:rPr>
+        <w:t xml:space="preserve">Decide what matters with the relevant users rather than announcing that one number proves </w:t>
+      </w:r>
+      <w:r>
+        <w:rPr>
+          <w:b/>
+        </w:rPr>
+        <w:t>fairness</w:t>
+      </w:r>
+      <w:r>
+        <w:rPr>
+          <w:b w:val="0"/>
+        </w:rPr>
+        <w:t xml:space="preserve">. Limit: Six dim cards supply limited </w:t>
+      </w:r>
+      <w:r>
+        <w:rPr>
+          <w:b/>
+        </w:rPr>
+        <w:t>evidence</w:t>
+      </w:r>
+      <w:r>
+        <w:rPr>
+          <w:b w:val="0"/>
+        </w:rPr>
+        <w:t>; these descriptive rates do not prove a system is fair for all users.</w:t>
+      </w:r>
+    </w:p>
+    <w:p>
+      <w:pPr>
+        <w:spacing w:line="336" w:lineRule="auto" w:after="180"/>
+        <w:shd w:fill="F5F1FB"/>
+      </w:pPr>
+      <w:r>
+        <w:rPr>
+          <w:b w:val="0"/>
+        </w:rPr>
+        <w:t>Explain the case, then point to a limit on the claim.</w:t>
+      </w:r>
+    </w:p>
+    <w:p>
+      <w:pPr>
+        <w:pStyle w:val="Heading3"/>
+      </w:pPr>
+      <w:r>
+        <w:t>06. Make the idea visible in your project</w:t>
+      </w:r>
+    </w:p>
+    <w:p>
+      <w:r>
+        <w:drawing>
+          <wp:inline xmlns:a="http://schemas.openxmlformats.org/drawingml/2006/main" xmlns:pic="http://schemas.openxmlformats.org/drawingml/2006/picture">
+            <wp:extent cx="5486400" cy="3380232"/>
+            <wp:docPr id="28" name="Picture 28" descr="Report sorter outcomes by relevant conditions and record whose failures matter when choosing a revision. Draw your input, deciding step, result and limit. Supported question: Which group loses performance under N, and can total improvement erase that fact?"/>
+            <wp:cNvGraphicFramePr>
+              <a:graphicFrameLocks noChangeAspect="1"/>
+            </wp:cNvGraphicFramePr>
+            <a:graphic>
+              <a:graphicData uri="http://schemas.openxmlformats.org/drawingml/2006/picture">
+                <pic:pic>
+                  <pic:nvPicPr>
+                    <pic:cNvPr id="0" name="academy-story-ai-1-23-06.png"/>
+                    <pic:cNvPicPr/>
+                  </pic:nvPicPr>
+                  <pic:blipFill>
+                    <a:blip r:embed="rId36"/>
+                    <a:stretch>
+                      <a:fillRect/>
+                    </a:stretch>
+                  </pic:blipFill>
+                  <pic:spPr>
+                    <a:xfrm>
+                      <a:off x="0" y="0"/>
+                      <a:ext cx="5486400" cy="3380232"/>
+                    </a:xfrm>
+                    <a:prstGeom prst="rect"/>
+                  </pic:spPr>
+                </pic:pic>
+              </a:graphicData>
+            </a:graphic>
+          </wp:inline>
+        </w:drawing>
+      </w:r>
+    </w:p>
+    <w:p>
+      <w:pPr>
+        <w:spacing w:line="336" w:lineRule="auto" w:after="180"/>
+        <w:shd w:fill="F5F1FB"/>
+      </w:pPr>
+      <w:r>
+        <w:rPr>
+          <w:b w:val="0"/>
+        </w:rPr>
+        <w:t xml:space="preserve">Report sorter outcomes by relevant conditions and record whose failures matter when choosing a revision. Draw your </w:t>
+      </w:r>
+      <w:r>
+        <w:rPr>
+          <w:b/>
+        </w:rPr>
+        <w:t>input</w:t>
+      </w:r>
+      <w:r>
+        <w:rPr>
+          <w:b w:val="0"/>
+        </w:rPr>
+        <w:t>, deciding step, result and limit.</w:t>
+      </w:r>
+    </w:p>
+    <w:p>
+      <w:pPr>
+        <w:spacing w:line="336" w:lineRule="auto" w:after="180"/>
+        <w:shd w:fill="F5F1FB"/>
+      </w:pPr>
+      <w:r>
+        <w:rPr>
+          <w:b w:val="0"/>
+        </w:rPr>
+        <w:t>Supported question: Which group loses performance under N, and can total improvement erase that fact?</w:t>
+      </w:r>
+    </w:p>
+    <w:p>
+      <w:pPr>
+        <w:spacing w:line="336" w:lineRule="auto" w:after="180"/>
+        <w:shd w:fill="F5F1FB"/>
+      </w:pPr>
+      <w:r>
+        <w:rPr>
+          <w:b w:val="0"/>
+        </w:rPr>
+        <w:t xml:space="preserve">Draw your project trace and justify the deciding step using </w:t>
+      </w:r>
+      <w:r>
+        <w:rPr>
+          <w:b/>
+        </w:rPr>
+        <w:t>evidence</w:t>
+      </w:r>
+      <w:r>
+        <w:rPr>
+          <w:b w:val="0"/>
+        </w:rPr>
+        <w:t>.</w:t>
       </w:r>
     </w:p>
     <w:sectPr>
